--- a/extra/report/No.課題2_テストケース.docx
+++ b/extra/report/No.課題2_テストケース.docx
@@ -20,12 +20,12 @@
         <w:tblLook w:val="0000" w:firstRow="0" w:lastRow="0" w:firstColumn="0" w:lastColumn="0" w:noHBand="0" w:noVBand="0"/>
       </w:tblPr>
       <w:tblGrid>
-        <w:gridCol w:w="1050"/>
-        <w:gridCol w:w="5355"/>
-        <w:gridCol w:w="4935"/>
-        <w:gridCol w:w="1050"/>
-        <w:gridCol w:w="945"/>
-        <w:gridCol w:w="2310"/>
+        <w:gridCol w:w="954"/>
+        <w:gridCol w:w="4534"/>
+        <w:gridCol w:w="4241"/>
+        <w:gridCol w:w="977"/>
+        <w:gridCol w:w="933"/>
+        <w:gridCol w:w="1995"/>
       </w:tblGrid>
       <w:tr>
         <w:trPr>
@@ -33,7 +33,7 @@
         </w:trPr>
         <w:tc>
           <w:tcPr>
-            <w:tcW w:w="1050" w:type="dxa"/>
+            <w:tcW w:w="954" w:type="dxa"/>
             <w:shd w:val="clear" w:color="auto" w:fill="5B9BD5"/>
             <w:vAlign w:val="center"/>
           </w:tcPr>
@@ -57,7 +57,7 @@
         </w:tc>
         <w:tc>
           <w:tcPr>
-            <w:tcW w:w="5355" w:type="dxa"/>
+            <w:tcW w:w="4534" w:type="dxa"/>
             <w:shd w:val="clear" w:color="auto" w:fill="5B9BD5"/>
             <w:vAlign w:val="center"/>
           </w:tcPr>
@@ -81,7 +81,7 @@
         </w:tc>
         <w:tc>
           <w:tcPr>
-            <w:tcW w:w="4935" w:type="dxa"/>
+            <w:tcW w:w="4241" w:type="dxa"/>
             <w:shd w:val="clear" w:color="auto" w:fill="5B9BD5"/>
             <w:vAlign w:val="center"/>
           </w:tcPr>
@@ -90,12 +90,14 @@
               <w:jc w:val="center"/>
               <w:rPr>
                 <w:rFonts w:ascii="游ゴシック" w:eastAsia="游ゴシック" w:hAnsi="游ゴシック"/>
-                <w:sz w:val="20"/>
-              </w:rPr>
-            </w:pPr>
-            <w:r>
-              <w:rPr>
-                <w:rFonts w:ascii="游ゴシック" w:eastAsia="游ゴシック" w:hAnsi="游ゴシック" w:hint="eastAsia"/>
+                <w:b/>
+                <w:sz w:val="20"/>
+              </w:rPr>
+            </w:pPr>
+            <w:r>
+              <w:rPr>
+                <w:rFonts w:ascii="游ゴシック" w:eastAsia="游ゴシック" w:hAnsi="游ゴシック" w:hint="eastAsia"/>
+                <w:b/>
                 <w:sz w:val="20"/>
               </w:rPr>
               <w:t>確認内容</w:t>
@@ -104,7 +106,7 @@
         </w:tc>
         <w:tc>
           <w:tcPr>
-            <w:tcW w:w="1050" w:type="dxa"/>
+            <w:tcW w:w="977" w:type="dxa"/>
             <w:shd w:val="clear" w:color="auto" w:fill="5B9BD5"/>
             <w:vAlign w:val="center"/>
           </w:tcPr>
@@ -128,7 +130,7 @@
         </w:tc>
         <w:tc>
           <w:tcPr>
-            <w:tcW w:w="945" w:type="dxa"/>
+            <w:tcW w:w="933" w:type="dxa"/>
             <w:shd w:val="clear" w:color="auto" w:fill="5B9BD5"/>
             <w:vAlign w:val="center"/>
           </w:tcPr>
@@ -152,7 +154,7 @@
         </w:tc>
         <w:tc>
           <w:tcPr>
-            <w:tcW w:w="2310" w:type="dxa"/>
+            <w:tcW w:w="1995" w:type="dxa"/>
             <w:shd w:val="clear" w:color="auto" w:fill="5B9BD5"/>
             <w:vAlign w:val="center"/>
           </w:tcPr>
@@ -181,7 +183,7 @@
         </w:trPr>
         <w:tc>
           <w:tcPr>
-            <w:tcW w:w="1050" w:type="dxa"/>
+            <w:tcW w:w="954" w:type="dxa"/>
             <w:vAlign w:val="center"/>
           </w:tcPr>
           <w:p>
@@ -204,7 +206,7 @@
         </w:tc>
         <w:tc>
           <w:tcPr>
-            <w:tcW w:w="5355" w:type="dxa"/>
+            <w:tcW w:w="4534" w:type="dxa"/>
             <w:vAlign w:val="center"/>
           </w:tcPr>
           <w:p>
@@ -244,7 +246,7 @@
               <w:snapToGrid w:val="0"/>
               <w:ind w:left="200" w:hangingChars="100" w:hanging="200"/>
               <w:rPr>
-                <w:rFonts w:ascii="游ゴシック" w:eastAsia="游ゴシック" w:hAnsi="游ゴシック" w:hint="eastAsia"/>
+                <w:rFonts w:ascii="游ゴシック" w:eastAsia="游ゴシック" w:hAnsi="游ゴシック"/>
                 <w:sz w:val="20"/>
               </w:rPr>
             </w:pPr>
@@ -294,7 +296,7 @@
         </w:tc>
         <w:tc>
           <w:tcPr>
-            <w:tcW w:w="4935" w:type="dxa"/>
+            <w:tcW w:w="4241" w:type="dxa"/>
             <w:vAlign w:val="center"/>
           </w:tcPr>
           <w:p>
@@ -303,12 +305,14 @@
               <w:ind w:left="200" w:hangingChars="100" w:hanging="200"/>
               <w:rPr>
                 <w:rFonts w:ascii="游ゴシック" w:eastAsia="游ゴシック" w:hAnsi="游ゴシック"/>
-                <w:sz w:val="20"/>
-              </w:rPr>
-            </w:pPr>
-            <w:r>
-              <w:rPr>
-                <w:rFonts w:ascii="游ゴシック" w:eastAsia="游ゴシック" w:hAnsi="游ゴシック" w:hint="eastAsia"/>
+                <w:b/>
+                <w:sz w:val="20"/>
+              </w:rPr>
+            </w:pPr>
+            <w:r>
+              <w:rPr>
+                <w:rFonts w:ascii="游ゴシック" w:eastAsia="游ゴシック" w:hAnsi="游ゴシック" w:hint="eastAsia"/>
+                <w:b/>
                 <w:sz w:val="20"/>
               </w:rPr>
               <w:t>・</w:t>
@@ -316,6 +320,7 @@
             <w:r>
               <w:rPr>
                 <w:rFonts w:ascii="游ゴシック" w:eastAsia="游ゴシック" w:hAnsi="游ゴシック" w:hint="eastAsia"/>
+                <w:b/>
                 <w:sz w:val="20"/>
               </w:rPr>
               <w:t>管理者アカウントで</w:t>
@@ -323,6 +328,7 @@
             <w:r>
               <w:rPr>
                 <w:rFonts w:ascii="游ゴシック" w:eastAsia="游ゴシック" w:hAnsi="游ゴシック" w:hint="eastAsia"/>
+                <w:b/>
                 <w:sz w:val="20"/>
               </w:rPr>
               <w:t>ログイン</w:t>
@@ -330,6 +336,7 @@
             <w:r>
               <w:rPr>
                 <w:rFonts w:ascii="游ゴシック" w:eastAsia="游ゴシック" w:hAnsi="游ゴシック" w:hint="eastAsia"/>
+                <w:b/>
                 <w:sz w:val="20"/>
               </w:rPr>
               <w:t>して</w:t>
@@ -337,6 +344,7 @@
             <w:r>
               <w:rPr>
                 <w:rFonts w:ascii="游ゴシック" w:eastAsia="游ゴシック" w:hAnsi="游ゴシック" w:hint="eastAsia"/>
+                <w:b/>
                 <w:sz w:val="20"/>
               </w:rPr>
               <w:t>いる</w:t>
@@ -344,6 +352,7 @@
             <w:r>
               <w:rPr>
                 <w:rFonts w:ascii="游ゴシック" w:eastAsia="游ゴシック" w:hAnsi="游ゴシック" w:hint="eastAsia"/>
+                <w:b/>
                 <w:sz w:val="20"/>
               </w:rPr>
               <w:t>場合、</w:t>
@@ -351,6 +360,7 @@
             <w:r>
               <w:rPr>
                 <w:rFonts w:ascii="游ゴシック" w:eastAsia="游ゴシック" w:hAnsi="游ゴシック" w:hint="eastAsia"/>
+                <w:b/>
                 <w:sz w:val="20"/>
               </w:rPr>
               <w:t>加入者情管理をクリックして加入者情報管理画面に入れる</w:t>
@@ -361,13 +371,15 @@
               <w:snapToGrid w:val="0"/>
               <w:ind w:left="200" w:hangingChars="100" w:hanging="200"/>
               <w:rPr>
-                <w:rFonts w:ascii="游ゴシック" w:eastAsia="游ゴシック" w:hAnsi="游ゴシック" w:hint="eastAsia"/>
-                <w:sz w:val="20"/>
-              </w:rPr>
-            </w:pPr>
-            <w:r>
-              <w:rPr>
-                <w:rFonts w:ascii="游ゴシック" w:eastAsia="游ゴシック" w:hAnsi="游ゴシック" w:hint="eastAsia"/>
+                <w:rFonts w:ascii="游ゴシック" w:eastAsia="游ゴシック" w:hAnsi="游ゴシック"/>
+                <w:b/>
+                <w:sz w:val="20"/>
+              </w:rPr>
+            </w:pPr>
+            <w:r>
+              <w:rPr>
+                <w:rFonts w:ascii="游ゴシック" w:eastAsia="游ゴシック" w:hAnsi="游ゴシック" w:hint="eastAsia"/>
+                <w:b/>
                 <w:sz w:val="20"/>
               </w:rPr>
               <w:t>・</w:t>
@@ -375,6 +387,7 @@
             <w:r>
               <w:rPr>
                 <w:rFonts w:ascii="游ゴシック" w:eastAsia="游ゴシック" w:hAnsi="游ゴシック" w:hint="eastAsia"/>
+                <w:b/>
                 <w:sz w:val="20"/>
               </w:rPr>
               <w:t>登録済みのユーザー情報は</w:t>
@@ -382,6 +395,7 @@
             <w:r>
               <w:rPr>
                 <w:rFonts w:ascii="游ゴシック" w:eastAsia="游ゴシック" w:hAnsi="游ゴシック" w:hint="eastAsia"/>
+                <w:b/>
                 <w:sz w:val="20"/>
               </w:rPr>
               <w:t>テスト結果表の前提条件を参照</w:t>
@@ -390,7 +404,7 @@
         </w:tc>
         <w:tc>
           <w:tcPr>
-            <w:tcW w:w="1050" w:type="dxa"/>
+            <w:tcW w:w="977" w:type="dxa"/>
             <w:vAlign w:val="center"/>
           </w:tcPr>
           <w:p>
@@ -420,7 +434,7 @@
         </w:tc>
         <w:tc>
           <w:tcPr>
-            <w:tcW w:w="945" w:type="dxa"/>
+            <w:tcW w:w="933" w:type="dxa"/>
             <w:vAlign w:val="center"/>
           </w:tcPr>
           <w:p>
@@ -450,7 +464,7 @@
         </w:tc>
         <w:tc>
           <w:tcPr>
-            <w:tcW w:w="2310" w:type="dxa"/>
+            <w:tcW w:w="1995" w:type="dxa"/>
             <w:vAlign w:val="center"/>
           </w:tcPr>
           <w:p>
@@ -470,7 +484,7 @@
         </w:trPr>
         <w:tc>
           <w:tcPr>
-            <w:tcW w:w="1050" w:type="dxa"/>
+            <w:tcW w:w="954" w:type="dxa"/>
             <w:vAlign w:val="center"/>
           </w:tcPr>
           <w:p>
@@ -493,7 +507,7 @@
         </w:tc>
         <w:tc>
           <w:tcPr>
-            <w:tcW w:w="5355" w:type="dxa"/>
+            <w:tcW w:w="4534" w:type="dxa"/>
             <w:vAlign w:val="center"/>
           </w:tcPr>
           <w:p>
@@ -515,7 +529,7 @@
         </w:tc>
         <w:tc>
           <w:tcPr>
-            <w:tcW w:w="4935" w:type="dxa"/>
+            <w:tcW w:w="4241" w:type="dxa"/>
             <w:vAlign w:val="center"/>
           </w:tcPr>
           <w:p>
@@ -523,12 +537,14 @@
               <w:snapToGrid w:val="0"/>
               <w:rPr>
                 <w:rFonts w:ascii="游ゴシック" w:eastAsia="游ゴシック" w:hAnsi="游ゴシック"/>
-                <w:sz w:val="20"/>
-              </w:rPr>
-            </w:pPr>
-            <w:r>
-              <w:rPr>
-                <w:rFonts w:ascii="游ゴシック" w:eastAsia="游ゴシック" w:hAnsi="游ゴシック" w:hint="eastAsia"/>
+                <w:b/>
+                <w:sz w:val="20"/>
+              </w:rPr>
+            </w:pPr>
+            <w:r>
+              <w:rPr>
+                <w:rFonts w:ascii="游ゴシック" w:eastAsia="游ゴシック" w:hAnsi="游ゴシック" w:hint="eastAsia"/>
+                <w:b/>
                 <w:sz w:val="20"/>
               </w:rPr>
               <w:t>「メールアドレス」「氏名」両方空欄で検索ボタン押下したときに存在するユーザー情報が全件取得されて表示される</w:t>
@@ -537,7 +553,7 @@
         </w:tc>
         <w:tc>
           <w:tcPr>
-            <w:tcW w:w="1050" w:type="dxa"/>
+            <w:tcW w:w="977" w:type="dxa"/>
             <w:vAlign w:val="center"/>
           </w:tcPr>
           <w:p>
@@ -545,7 +561,7 @@
               <w:snapToGrid w:val="0"/>
               <w:jc w:val="center"/>
               <w:rPr>
-                <w:rFonts w:ascii="游ゴシック" w:eastAsia="游ゴシック" w:hAnsi="游ゴシック" w:hint="eastAsia"/>
+                <w:rFonts w:ascii="游ゴシック" w:eastAsia="游ゴシック" w:hAnsi="游ゴシック"/>
                 <w:sz w:val="20"/>
               </w:rPr>
             </w:pPr>
@@ -560,7 +576,7 @@
         </w:tc>
         <w:tc>
           <w:tcPr>
-            <w:tcW w:w="945" w:type="dxa"/>
+            <w:tcW w:w="933" w:type="dxa"/>
             <w:vAlign w:val="center"/>
           </w:tcPr>
           <w:p>
@@ -568,7 +584,7 @@
               <w:snapToGrid w:val="0"/>
               <w:jc w:val="center"/>
               <w:rPr>
-                <w:rFonts w:ascii="游ゴシック" w:eastAsia="游ゴシック" w:hAnsi="游ゴシック" w:hint="eastAsia"/>
+                <w:rFonts w:ascii="游ゴシック" w:eastAsia="游ゴシック" w:hAnsi="游ゴシック"/>
                 <w:sz w:val="20"/>
               </w:rPr>
             </w:pPr>
@@ -590,7 +606,7 @@
         </w:tc>
         <w:tc>
           <w:tcPr>
-            <w:tcW w:w="2310" w:type="dxa"/>
+            <w:tcW w:w="1995" w:type="dxa"/>
             <w:vAlign w:val="center"/>
           </w:tcPr>
           <w:p>
@@ -610,7 +626,7 @@
         </w:trPr>
         <w:tc>
           <w:tcPr>
-            <w:tcW w:w="1050" w:type="dxa"/>
+            <w:tcW w:w="954" w:type="dxa"/>
             <w:vAlign w:val="center"/>
           </w:tcPr>
           <w:p>
@@ -633,7 +649,7 @@
         </w:tc>
         <w:tc>
           <w:tcPr>
-            <w:tcW w:w="5355" w:type="dxa"/>
+            <w:tcW w:w="4534" w:type="dxa"/>
             <w:vAlign w:val="center"/>
           </w:tcPr>
           <w:p>
@@ -655,7 +671,7 @@
         </w:tc>
         <w:tc>
           <w:tcPr>
-            <w:tcW w:w="4935" w:type="dxa"/>
+            <w:tcW w:w="4241" w:type="dxa"/>
             <w:vAlign w:val="center"/>
           </w:tcPr>
           <w:p>
@@ -663,12 +679,14 @@
               <w:snapToGrid w:val="0"/>
               <w:rPr>
                 <w:rFonts w:ascii="游ゴシック" w:eastAsia="游ゴシック" w:hAnsi="游ゴシック"/>
-                <w:sz w:val="20"/>
-              </w:rPr>
-            </w:pPr>
-            <w:r>
-              <w:rPr>
-                <w:rFonts w:ascii="游ゴシック" w:eastAsia="游ゴシック" w:hAnsi="游ゴシック" w:hint="eastAsia"/>
+                <w:b/>
+                <w:sz w:val="20"/>
+              </w:rPr>
+            </w:pPr>
+            <w:r>
+              <w:rPr>
+                <w:rFonts w:ascii="游ゴシック" w:eastAsia="游ゴシック" w:hAnsi="游ゴシック" w:hint="eastAsia"/>
+                <w:b/>
                 <w:sz w:val="20"/>
               </w:rPr>
               <w:t>「メールアドレス」のみに</w:t>
@@ -676,6 +694,7 @@
             <w:r>
               <w:rPr>
                 <w:rFonts w:ascii="游ゴシック" w:eastAsia="游ゴシック" w:hAnsi="游ゴシック"/>
+                <w:b/>
                 <w:sz w:val="20"/>
               </w:rPr>
               <w:t>”a”</w:t>
@@ -683,6 +702,7 @@
             <w:r>
               <w:rPr>
                 <w:rFonts w:ascii="游ゴシック" w:eastAsia="游ゴシック" w:hAnsi="游ゴシック" w:hint="eastAsia"/>
+                <w:b/>
                 <w:sz w:val="20"/>
               </w:rPr>
               <w:t>と入力して検索ボタンを押下したとき、</w:t>
@@ -690,6 +710,7 @@
             <w:r>
               <w:rPr>
                 <w:rFonts w:ascii="游ゴシック" w:eastAsia="游ゴシック" w:hAnsi="游ゴシック"/>
+                <w:b/>
                 <w:sz w:val="20"/>
               </w:rPr>
               <w:t>”</w:t>
@@ -697,6 +718,7 @@
             <w:r>
               <w:rPr>
                 <w:rFonts w:ascii="游ゴシック" w:eastAsia="游ゴシック" w:hAnsi="游ゴシック" w:hint="eastAsia"/>
+                <w:b/>
                 <w:sz w:val="20"/>
               </w:rPr>
               <w:t>a</w:t>
@@ -704,6 +726,7 @@
             <w:r>
               <w:rPr>
                 <w:rFonts w:ascii="游ゴシック" w:eastAsia="游ゴシック" w:hAnsi="游ゴシック"/>
+                <w:b/>
                 <w:sz w:val="20"/>
               </w:rPr>
               <w:t>”</w:t>
@@ -711,6 +734,7 @@
             <w:r>
               <w:rPr>
                 <w:rFonts w:ascii="游ゴシック" w:eastAsia="游ゴシック" w:hAnsi="游ゴシック" w:hint="eastAsia"/>
+                <w:b/>
                 <w:sz w:val="20"/>
               </w:rPr>
               <w:t>と部分一致したメールアドレスを持つユーザーの情報が表示される</w:t>
@@ -719,7 +743,7 @@
         </w:tc>
         <w:tc>
           <w:tcPr>
-            <w:tcW w:w="1050" w:type="dxa"/>
+            <w:tcW w:w="977" w:type="dxa"/>
             <w:vAlign w:val="center"/>
           </w:tcPr>
           <w:p>
@@ -727,7 +751,7 @@
               <w:snapToGrid w:val="0"/>
               <w:jc w:val="center"/>
               <w:rPr>
-                <w:rFonts w:ascii="游ゴシック" w:eastAsia="游ゴシック" w:hAnsi="游ゴシック" w:hint="eastAsia"/>
+                <w:rFonts w:ascii="游ゴシック" w:eastAsia="游ゴシック" w:hAnsi="游ゴシック"/>
                 <w:sz w:val="20"/>
               </w:rPr>
             </w:pPr>
@@ -742,7 +766,7 @@
         </w:tc>
         <w:tc>
           <w:tcPr>
-            <w:tcW w:w="945" w:type="dxa"/>
+            <w:tcW w:w="933" w:type="dxa"/>
             <w:vAlign w:val="center"/>
           </w:tcPr>
           <w:p>
@@ -750,7 +774,7 @@
               <w:snapToGrid w:val="0"/>
               <w:jc w:val="center"/>
               <w:rPr>
-                <w:rFonts w:ascii="游ゴシック" w:eastAsia="游ゴシック" w:hAnsi="游ゴシック" w:hint="eastAsia"/>
+                <w:rFonts w:ascii="游ゴシック" w:eastAsia="游ゴシック" w:hAnsi="游ゴシック"/>
                 <w:sz w:val="20"/>
               </w:rPr>
             </w:pPr>
@@ -772,7 +796,7 @@
         </w:tc>
         <w:tc>
           <w:tcPr>
-            <w:tcW w:w="2310" w:type="dxa"/>
+            <w:tcW w:w="1995" w:type="dxa"/>
             <w:vAlign w:val="center"/>
           </w:tcPr>
           <w:p>
@@ -792,7 +816,7 @@
         </w:trPr>
         <w:tc>
           <w:tcPr>
-            <w:tcW w:w="1050" w:type="dxa"/>
+            <w:tcW w:w="954" w:type="dxa"/>
             <w:tcBorders>
               <w:bottom w:val="single" w:sz="4" w:space="0" w:color="auto"/>
             </w:tcBorders>
@@ -803,7 +827,7 @@
               <w:snapToGrid w:val="0"/>
               <w:jc w:val="center"/>
               <w:rPr>
-                <w:rFonts w:ascii="游ゴシック" w:eastAsia="游ゴシック" w:hAnsi="游ゴシック" w:hint="eastAsia"/>
+                <w:rFonts w:ascii="游ゴシック" w:eastAsia="游ゴシック" w:hAnsi="游ゴシック"/>
                 <w:sz w:val="20"/>
               </w:rPr>
             </w:pPr>
@@ -818,7 +842,7 @@
         </w:tc>
         <w:tc>
           <w:tcPr>
-            <w:tcW w:w="5355" w:type="dxa"/>
+            <w:tcW w:w="4534" w:type="dxa"/>
             <w:tcBorders>
               <w:bottom w:val="single" w:sz="4" w:space="0" w:color="auto"/>
             </w:tcBorders>
@@ -843,7 +867,7 @@
         </w:tc>
         <w:tc>
           <w:tcPr>
-            <w:tcW w:w="4935" w:type="dxa"/>
+            <w:tcW w:w="4241" w:type="dxa"/>
             <w:tcBorders>
               <w:bottom w:val="single" w:sz="4" w:space="0" w:color="auto"/>
             </w:tcBorders>
@@ -854,33 +878,22 @@
               <w:snapToGrid w:val="0"/>
               <w:rPr>
                 <w:rFonts w:ascii="游ゴシック" w:eastAsia="游ゴシック" w:hAnsi="游ゴシック"/>
-                <w:sz w:val="20"/>
-              </w:rPr>
-            </w:pPr>
-            <w:r>
-              <w:rPr>
-                <w:rFonts w:ascii="游ゴシック" w:eastAsia="游ゴシック" w:hAnsi="游ゴシック" w:hint="eastAsia"/>
-                <w:sz w:val="20"/>
-              </w:rPr>
-              <w:t>「</w:t>
-            </w:r>
-            <w:r>
-              <w:rPr>
-                <w:rFonts w:ascii="游ゴシック" w:eastAsia="游ゴシック" w:hAnsi="游ゴシック" w:hint="eastAsia"/>
-                <w:sz w:val="20"/>
-              </w:rPr>
-              <w:t>氏名</w:t>
-            </w:r>
-            <w:r>
-              <w:rPr>
-                <w:rFonts w:ascii="游ゴシック" w:eastAsia="游ゴシック" w:hAnsi="游ゴシック" w:hint="eastAsia"/>
-                <w:sz w:val="20"/>
-              </w:rPr>
-              <w:t>」のみに</w:t>
-            </w:r>
-            <w:r>
-              <w:rPr>
-                <w:rFonts w:ascii="游ゴシック" w:eastAsia="游ゴシック" w:hAnsi="游ゴシック"/>
+                <w:b/>
+                <w:sz w:val="20"/>
+              </w:rPr>
+            </w:pPr>
+            <w:r>
+              <w:rPr>
+                <w:rFonts w:ascii="游ゴシック" w:eastAsia="游ゴシック" w:hAnsi="游ゴシック" w:hint="eastAsia"/>
+                <w:b/>
+                <w:sz w:val="20"/>
+              </w:rPr>
+              <w:t>「氏名」のみに</w:t>
+            </w:r>
+            <w:r>
+              <w:rPr>
+                <w:rFonts w:ascii="游ゴシック" w:eastAsia="游ゴシック" w:hAnsi="游ゴシック"/>
+                <w:b/>
                 <w:sz w:val="20"/>
               </w:rPr>
               <w:t>”</w:t>
@@ -888,6 +901,7 @@
             <w:r>
               <w:rPr>
                 <w:rFonts w:ascii="游ゴシック" w:eastAsia="游ゴシック" w:hAnsi="游ゴシック" w:hint="eastAsia"/>
+                <w:b/>
                 <w:sz w:val="20"/>
               </w:rPr>
               <w:t>山田</w:t>
@@ -895,6 +909,7 @@
             <w:r>
               <w:rPr>
                 <w:rFonts w:ascii="游ゴシック" w:eastAsia="游ゴシック" w:hAnsi="游ゴシック"/>
+                <w:b/>
                 <w:sz w:val="20"/>
               </w:rPr>
               <w:t>”</w:t>
@@ -902,6 +917,7 @@
             <w:r>
               <w:rPr>
                 <w:rFonts w:ascii="游ゴシック" w:eastAsia="游ゴシック" w:hAnsi="游ゴシック" w:hint="eastAsia"/>
+                <w:b/>
                 <w:sz w:val="20"/>
               </w:rPr>
               <w:t>と入力して検索ボタンを押下したとき、</w:t>
@@ -909,6 +925,7 @@
             <w:r>
               <w:rPr>
                 <w:rFonts w:ascii="游ゴシック" w:eastAsia="游ゴシック" w:hAnsi="游ゴシック"/>
+                <w:b/>
                 <w:sz w:val="20"/>
               </w:rPr>
               <w:t>”</w:t>
@@ -916,6 +933,7 @@
             <w:r>
               <w:rPr>
                 <w:rFonts w:ascii="游ゴシック" w:eastAsia="游ゴシック" w:hAnsi="游ゴシック" w:hint="eastAsia"/>
+                <w:b/>
                 <w:sz w:val="20"/>
               </w:rPr>
               <w:t>山田</w:t>
@@ -923,6 +941,7 @@
             <w:r>
               <w:rPr>
                 <w:rFonts w:ascii="游ゴシック" w:eastAsia="游ゴシック" w:hAnsi="游ゴシック"/>
+                <w:b/>
                 <w:sz w:val="20"/>
               </w:rPr>
               <w:t>”</w:t>
@@ -930,29 +949,16 @@
             <w:r>
               <w:rPr>
                 <w:rFonts w:ascii="游ゴシック" w:eastAsia="游ゴシック" w:hAnsi="游ゴシック" w:hint="eastAsia"/>
-                <w:sz w:val="20"/>
-              </w:rPr>
-              <w:t>と部分一致した</w:t>
-            </w:r>
-            <w:r>
-              <w:rPr>
-                <w:rFonts w:ascii="游ゴシック" w:eastAsia="游ゴシック" w:hAnsi="游ゴシック" w:hint="eastAsia"/>
-                <w:sz w:val="20"/>
-              </w:rPr>
-              <w:t>氏名</w:t>
-            </w:r>
-            <w:r>
-              <w:rPr>
-                <w:rFonts w:ascii="游ゴシック" w:eastAsia="游ゴシック" w:hAnsi="游ゴシック" w:hint="eastAsia"/>
-                <w:sz w:val="20"/>
-              </w:rPr>
-              <w:t>を持つユーザーの情報が表示される</w:t>
+                <w:b/>
+                <w:sz w:val="20"/>
+              </w:rPr>
+              <w:t>と部分一致した氏名を持つユーザーの情報が表示される</w:t>
             </w:r>
           </w:p>
         </w:tc>
         <w:tc>
           <w:tcPr>
-            <w:tcW w:w="1050" w:type="dxa"/>
+            <w:tcW w:w="977" w:type="dxa"/>
             <w:tcBorders>
               <w:bottom w:val="single" w:sz="4" w:space="0" w:color="auto"/>
             </w:tcBorders>
@@ -963,7 +969,7 @@
               <w:snapToGrid w:val="0"/>
               <w:jc w:val="center"/>
               <w:rPr>
-                <w:rFonts w:ascii="游ゴシック" w:eastAsia="游ゴシック" w:hAnsi="游ゴシック" w:hint="eastAsia"/>
+                <w:rFonts w:ascii="游ゴシック" w:eastAsia="游ゴシック" w:hAnsi="游ゴシック"/>
                 <w:sz w:val="20"/>
               </w:rPr>
             </w:pPr>
@@ -978,7 +984,7 @@
         </w:tc>
         <w:tc>
           <w:tcPr>
-            <w:tcW w:w="945" w:type="dxa"/>
+            <w:tcW w:w="933" w:type="dxa"/>
             <w:tcBorders>
               <w:bottom w:val="single" w:sz="4" w:space="0" w:color="auto"/>
             </w:tcBorders>
@@ -989,7 +995,7 @@
               <w:snapToGrid w:val="0"/>
               <w:jc w:val="center"/>
               <w:rPr>
-                <w:rFonts w:ascii="游ゴシック" w:eastAsia="游ゴシック" w:hAnsi="游ゴシック" w:hint="eastAsia"/>
+                <w:rFonts w:ascii="游ゴシック" w:eastAsia="游ゴシック" w:hAnsi="游ゴシック"/>
                 <w:sz w:val="20"/>
               </w:rPr>
             </w:pPr>
@@ -1011,718 +1017,10 @@
         </w:tc>
         <w:tc>
           <w:tcPr>
-            <w:tcW w:w="2310" w:type="dxa"/>
+            <w:tcW w:w="1995" w:type="dxa"/>
             <w:tcBorders>
               <w:bottom w:val="single" w:sz="4" w:space="0" w:color="auto"/>
             </w:tcBorders>
-            <w:vAlign w:val="center"/>
-          </w:tcPr>
-          <w:p>
-            <w:pPr>
-              <w:snapToGrid w:val="0"/>
-              <w:rPr>
-                <w:rFonts w:ascii="游ゴシック" w:eastAsia="游ゴシック" w:hAnsi="游ゴシック"/>
-                <w:sz w:val="20"/>
-              </w:rPr>
-            </w:pPr>
-          </w:p>
-        </w:tc>
-      </w:tr>
-      <w:tr>
-        <w:trPr>
-          <w:trHeight w:val="1581"/>
-        </w:trPr>
-        <w:tc>
-          <w:tcPr>
-            <w:tcW w:w="1050" w:type="dxa"/>
-            <w:vAlign w:val="center"/>
-          </w:tcPr>
-          <w:p>
-            <w:pPr>
-              <w:snapToGrid w:val="0"/>
-              <w:jc w:val="center"/>
-              <w:rPr>
-                <w:rFonts w:ascii="游ゴシック" w:eastAsia="游ゴシック" w:hAnsi="游ゴシック" w:hint="eastAsia"/>
-                <w:sz w:val="20"/>
-              </w:rPr>
-            </w:pPr>
-            <w:r>
-              <w:rPr>
-                <w:rFonts w:ascii="游ゴシック" w:eastAsia="游ゴシック" w:hAnsi="游ゴシック" w:hint="eastAsia"/>
-                <w:sz w:val="20"/>
-              </w:rPr>
-              <w:t>4</w:t>
-            </w:r>
-          </w:p>
-        </w:tc>
-        <w:tc>
-          <w:tcPr>
-            <w:tcW w:w="5355" w:type="dxa"/>
-            <w:vAlign w:val="center"/>
-          </w:tcPr>
-          <w:p>
-            <w:pPr>
-              <w:snapToGrid w:val="0"/>
-              <w:rPr>
-                <w:rFonts w:ascii="游ゴシック" w:eastAsia="游ゴシック" w:hAnsi="游ゴシック"/>
-                <w:sz w:val="20"/>
-              </w:rPr>
-            </w:pPr>
-            <w:r>
-              <w:rPr>
-                <w:rFonts w:ascii="游ゴシック" w:eastAsia="游ゴシック" w:hAnsi="游ゴシック" w:hint="eastAsia"/>
-                <w:sz w:val="20"/>
-              </w:rPr>
-              <w:t>「メールアドレス」「氏名」両方入力ありで検索ボタン押下</w:t>
-            </w:r>
-          </w:p>
-        </w:tc>
-        <w:tc>
-          <w:tcPr>
-            <w:tcW w:w="4935" w:type="dxa"/>
-            <w:vAlign w:val="center"/>
-          </w:tcPr>
-          <w:p>
-            <w:pPr>
-              <w:snapToGrid w:val="0"/>
-              <w:rPr>
-                <w:rFonts w:ascii="游ゴシック" w:eastAsia="游ゴシック" w:hAnsi="游ゴシック"/>
-                <w:sz w:val="20"/>
-              </w:rPr>
-            </w:pPr>
-            <w:r>
-              <w:rPr>
-                <w:rFonts w:ascii="游ゴシック" w:eastAsia="游ゴシック" w:hAnsi="游ゴシック" w:hint="eastAsia"/>
-                <w:sz w:val="20"/>
-              </w:rPr>
-              <w:t>「メールアドレス」に</w:t>
-            </w:r>
-            <w:r>
-              <w:rPr>
-                <w:rFonts w:ascii="游ゴシック" w:eastAsia="游ゴシック" w:hAnsi="游ゴシック"/>
-                <w:sz w:val="20"/>
-              </w:rPr>
-              <w:t>”b”</w:t>
-            </w:r>
-            <w:r>
-              <w:rPr>
-                <w:rFonts w:ascii="游ゴシック" w:eastAsia="游ゴシック" w:hAnsi="游ゴシック" w:hint="eastAsia"/>
-                <w:sz w:val="20"/>
-              </w:rPr>
-              <w:t>「氏名」両方に“佐藤”と入力して検索ボタンを押下したとき、</w:t>
-            </w:r>
-            <w:r>
-              <w:rPr>
-                <w:rFonts w:ascii="游ゴシック" w:eastAsia="游ゴシック" w:hAnsi="游ゴシック"/>
-                <w:sz w:val="20"/>
-              </w:rPr>
-              <w:t>”b”</w:t>
-            </w:r>
-            <w:r>
-              <w:rPr>
-                <w:rFonts w:ascii="游ゴシック" w:eastAsia="游ゴシック" w:hAnsi="游ゴシック" w:hint="eastAsia"/>
-                <w:sz w:val="20"/>
-              </w:rPr>
-              <w:t>と</w:t>
-            </w:r>
-            <w:r>
-              <w:rPr>
-                <w:rFonts w:ascii="游ゴシック" w:eastAsia="游ゴシック" w:hAnsi="游ゴシック"/>
-                <w:sz w:val="20"/>
-              </w:rPr>
-              <w:t>”</w:t>
-            </w:r>
-            <w:r>
-              <w:rPr>
-                <w:rFonts w:ascii="游ゴシック" w:eastAsia="游ゴシック" w:hAnsi="游ゴシック" w:hint="eastAsia"/>
-                <w:sz w:val="20"/>
-              </w:rPr>
-              <w:t>佐藤</w:t>
-            </w:r>
-            <w:r>
-              <w:rPr>
-                <w:rFonts w:ascii="游ゴシック" w:eastAsia="游ゴシック" w:hAnsi="游ゴシック"/>
-                <w:sz w:val="20"/>
-              </w:rPr>
-              <w:t>”</w:t>
-            </w:r>
-            <w:r>
-              <w:rPr>
-                <w:rFonts w:ascii="游ゴシック" w:eastAsia="游ゴシック" w:hAnsi="游ゴシック" w:hint="eastAsia"/>
-                <w:sz w:val="20"/>
-              </w:rPr>
-              <w:t>の両方に部分一致したユーザー情報が表示される</w:t>
-            </w:r>
-          </w:p>
-        </w:tc>
-        <w:tc>
-          <w:tcPr>
-            <w:tcW w:w="1050" w:type="dxa"/>
-            <w:vAlign w:val="center"/>
-          </w:tcPr>
-          <w:p>
-            <w:pPr>
-              <w:snapToGrid w:val="0"/>
-              <w:jc w:val="center"/>
-              <w:rPr>
-                <w:rFonts w:ascii="游ゴシック" w:eastAsia="游ゴシック" w:hAnsi="游ゴシック" w:hint="eastAsia"/>
-                <w:sz w:val="20"/>
-              </w:rPr>
-            </w:pPr>
-            <w:r>
-              <w:rPr>
-                <w:rFonts w:ascii="游ゴシック" w:eastAsia="游ゴシック" w:hAnsi="游ゴシック" w:hint="eastAsia"/>
-                <w:sz w:val="20"/>
-              </w:rPr>
-              <w:t>8/12</w:t>
-            </w:r>
-          </w:p>
-        </w:tc>
-        <w:tc>
-          <w:tcPr>
-            <w:tcW w:w="945" w:type="dxa"/>
-            <w:vAlign w:val="center"/>
-          </w:tcPr>
-          <w:p>
-            <w:pPr>
-              <w:snapToGrid w:val="0"/>
-              <w:jc w:val="center"/>
-              <w:rPr>
-                <w:rFonts w:ascii="游ゴシック" w:eastAsia="游ゴシック" w:hAnsi="游ゴシック"/>
-                <w:sz w:val="20"/>
-              </w:rPr>
-            </w:pPr>
-            <w:r>
-              <w:rPr>
-                <w:rFonts w:ascii="游ゴシック" w:eastAsia="游ゴシック" w:hAnsi="游ゴシック" w:hint="eastAsia"/>
-                <w:sz w:val="20"/>
-              </w:rPr>
-              <w:t>O</w:t>
-            </w:r>
-            <w:r>
-              <w:rPr>
-                <w:rFonts w:ascii="游ゴシック" w:eastAsia="游ゴシック" w:hAnsi="游ゴシック"/>
-                <w:sz w:val="20"/>
-              </w:rPr>
-              <w:t>K</w:t>
-            </w:r>
-          </w:p>
-        </w:tc>
-        <w:tc>
-          <w:tcPr>
-            <w:tcW w:w="2310" w:type="dxa"/>
-            <w:vAlign w:val="center"/>
-          </w:tcPr>
-          <w:p>
-            <w:pPr>
-              <w:snapToGrid w:val="0"/>
-              <w:rPr>
-                <w:rFonts w:ascii="游ゴシック" w:eastAsia="游ゴシック" w:hAnsi="游ゴシック"/>
-                <w:sz w:val="20"/>
-              </w:rPr>
-            </w:pPr>
-            <w:r>
-              <w:rPr>
-                <w:rFonts w:ascii="游ゴシック" w:eastAsia="游ゴシック" w:hAnsi="游ゴシック" w:hint="eastAsia"/>
-                <w:sz w:val="20"/>
-              </w:rPr>
-              <w:t xml:space="preserve">メールアドレスに部分一致 </w:t>
-            </w:r>
-            <w:r>
-              <w:rPr>
-                <w:rFonts w:ascii="游ゴシック" w:eastAsia="游ゴシック" w:hAnsi="游ゴシック"/>
-                <w:sz w:val="20"/>
-              </w:rPr>
-              <w:t xml:space="preserve">&amp;&amp; </w:t>
-            </w:r>
-            <w:r>
-              <w:rPr>
-                <w:rFonts w:ascii="游ゴシック" w:eastAsia="游ゴシック" w:hAnsi="游ゴシック" w:hint="eastAsia"/>
-                <w:sz w:val="20"/>
-              </w:rPr>
-              <w:t>氏名に部分一致</w:t>
-            </w:r>
-          </w:p>
-        </w:tc>
-      </w:tr>
-      <w:tr>
-        <w:trPr>
-          <w:trHeight w:val="567"/>
-        </w:trPr>
-        <w:tc>
-          <w:tcPr>
-            <w:tcW w:w="1050" w:type="dxa"/>
-            <w:vAlign w:val="center"/>
-          </w:tcPr>
-          <w:p>
-            <w:pPr>
-              <w:snapToGrid w:val="0"/>
-              <w:jc w:val="center"/>
-              <w:rPr>
-                <w:rFonts w:ascii="游ゴシック" w:eastAsia="游ゴシック" w:hAnsi="游ゴシック"/>
-                <w:sz w:val="20"/>
-              </w:rPr>
-            </w:pPr>
-            <w:bookmarkStart w:id="0" w:name="_GoBack"/>
-            <w:bookmarkEnd w:id="0"/>
-          </w:p>
-        </w:tc>
-        <w:tc>
-          <w:tcPr>
-            <w:tcW w:w="5355" w:type="dxa"/>
-            <w:vAlign w:val="center"/>
-          </w:tcPr>
-          <w:p>
-            <w:pPr>
-              <w:snapToGrid w:val="0"/>
-              <w:rPr>
-                <w:rFonts w:ascii="游ゴシック" w:eastAsia="游ゴシック" w:hAnsi="游ゴシック"/>
-                <w:sz w:val="20"/>
-              </w:rPr>
-            </w:pPr>
-          </w:p>
-        </w:tc>
-        <w:tc>
-          <w:tcPr>
-            <w:tcW w:w="4935" w:type="dxa"/>
-            <w:vAlign w:val="center"/>
-          </w:tcPr>
-          <w:p>
-            <w:pPr>
-              <w:snapToGrid w:val="0"/>
-              <w:rPr>
-                <w:rFonts w:ascii="游ゴシック" w:eastAsia="游ゴシック" w:hAnsi="游ゴシック"/>
-                <w:sz w:val="20"/>
-              </w:rPr>
-            </w:pPr>
-          </w:p>
-        </w:tc>
-        <w:tc>
-          <w:tcPr>
-            <w:tcW w:w="1050" w:type="dxa"/>
-            <w:vAlign w:val="center"/>
-          </w:tcPr>
-          <w:p>
-            <w:pPr>
-              <w:snapToGrid w:val="0"/>
-              <w:jc w:val="center"/>
-              <w:rPr>
-                <w:rFonts w:ascii="游ゴシック" w:eastAsia="游ゴシック" w:hAnsi="游ゴシック"/>
-                <w:sz w:val="20"/>
-              </w:rPr>
-            </w:pPr>
-          </w:p>
-        </w:tc>
-        <w:tc>
-          <w:tcPr>
-            <w:tcW w:w="945" w:type="dxa"/>
-            <w:vAlign w:val="center"/>
-          </w:tcPr>
-          <w:p>
-            <w:pPr>
-              <w:snapToGrid w:val="0"/>
-              <w:jc w:val="center"/>
-              <w:rPr>
-                <w:rFonts w:ascii="游ゴシック" w:eastAsia="游ゴシック" w:hAnsi="游ゴシック"/>
-                <w:sz w:val="20"/>
-              </w:rPr>
-            </w:pPr>
-          </w:p>
-        </w:tc>
-        <w:tc>
-          <w:tcPr>
-            <w:tcW w:w="2310" w:type="dxa"/>
-            <w:vAlign w:val="center"/>
-          </w:tcPr>
-          <w:p>
-            <w:pPr>
-              <w:snapToGrid w:val="0"/>
-              <w:rPr>
-                <w:rFonts w:ascii="游ゴシック" w:eastAsia="游ゴシック" w:hAnsi="游ゴシック"/>
-                <w:sz w:val="20"/>
-              </w:rPr>
-            </w:pPr>
-          </w:p>
-        </w:tc>
-      </w:tr>
-      <w:tr>
-        <w:trPr>
-          <w:trHeight w:val="567"/>
-        </w:trPr>
-        <w:tc>
-          <w:tcPr>
-            <w:tcW w:w="1050" w:type="dxa"/>
-            <w:vAlign w:val="center"/>
-          </w:tcPr>
-          <w:p>
-            <w:pPr>
-              <w:snapToGrid w:val="0"/>
-              <w:jc w:val="center"/>
-              <w:rPr>
-                <w:rFonts w:ascii="游ゴシック" w:eastAsia="游ゴシック" w:hAnsi="游ゴシック"/>
-                <w:sz w:val="20"/>
-              </w:rPr>
-            </w:pPr>
-          </w:p>
-        </w:tc>
-        <w:tc>
-          <w:tcPr>
-            <w:tcW w:w="5355" w:type="dxa"/>
-            <w:vAlign w:val="center"/>
-          </w:tcPr>
-          <w:p>
-            <w:pPr>
-              <w:snapToGrid w:val="0"/>
-              <w:rPr>
-                <w:rFonts w:ascii="游ゴシック" w:eastAsia="游ゴシック" w:hAnsi="游ゴシック"/>
-                <w:sz w:val="20"/>
-              </w:rPr>
-            </w:pPr>
-          </w:p>
-        </w:tc>
-        <w:tc>
-          <w:tcPr>
-            <w:tcW w:w="4935" w:type="dxa"/>
-            <w:vAlign w:val="center"/>
-          </w:tcPr>
-          <w:p>
-            <w:pPr>
-              <w:snapToGrid w:val="0"/>
-              <w:rPr>
-                <w:rFonts w:ascii="游ゴシック" w:eastAsia="游ゴシック" w:hAnsi="游ゴシック"/>
-                <w:sz w:val="20"/>
-              </w:rPr>
-            </w:pPr>
-          </w:p>
-        </w:tc>
-        <w:tc>
-          <w:tcPr>
-            <w:tcW w:w="1050" w:type="dxa"/>
-            <w:vAlign w:val="center"/>
-          </w:tcPr>
-          <w:p>
-            <w:pPr>
-              <w:snapToGrid w:val="0"/>
-              <w:jc w:val="center"/>
-              <w:rPr>
-                <w:rFonts w:ascii="游ゴシック" w:eastAsia="游ゴシック" w:hAnsi="游ゴシック"/>
-                <w:sz w:val="20"/>
-              </w:rPr>
-            </w:pPr>
-          </w:p>
-        </w:tc>
-        <w:tc>
-          <w:tcPr>
-            <w:tcW w:w="945" w:type="dxa"/>
-            <w:vAlign w:val="center"/>
-          </w:tcPr>
-          <w:p>
-            <w:pPr>
-              <w:snapToGrid w:val="0"/>
-              <w:jc w:val="center"/>
-              <w:rPr>
-                <w:rFonts w:ascii="游ゴシック" w:eastAsia="游ゴシック" w:hAnsi="游ゴシック"/>
-                <w:sz w:val="20"/>
-              </w:rPr>
-            </w:pPr>
-          </w:p>
-        </w:tc>
-        <w:tc>
-          <w:tcPr>
-            <w:tcW w:w="2310" w:type="dxa"/>
-            <w:vAlign w:val="center"/>
-          </w:tcPr>
-          <w:p>
-            <w:pPr>
-              <w:snapToGrid w:val="0"/>
-              <w:rPr>
-                <w:rFonts w:ascii="游ゴシック" w:eastAsia="游ゴシック" w:hAnsi="游ゴシック"/>
-                <w:sz w:val="20"/>
-              </w:rPr>
-            </w:pPr>
-          </w:p>
-        </w:tc>
-      </w:tr>
-      <w:tr>
-        <w:trPr>
-          <w:trHeight w:val="567"/>
-        </w:trPr>
-        <w:tc>
-          <w:tcPr>
-            <w:tcW w:w="1050" w:type="dxa"/>
-            <w:vAlign w:val="center"/>
-          </w:tcPr>
-          <w:p>
-            <w:pPr>
-              <w:snapToGrid w:val="0"/>
-              <w:jc w:val="center"/>
-              <w:rPr>
-                <w:rFonts w:ascii="游ゴシック" w:eastAsia="游ゴシック" w:hAnsi="游ゴシック"/>
-                <w:sz w:val="20"/>
-              </w:rPr>
-            </w:pPr>
-          </w:p>
-        </w:tc>
-        <w:tc>
-          <w:tcPr>
-            <w:tcW w:w="5355" w:type="dxa"/>
-            <w:vAlign w:val="center"/>
-          </w:tcPr>
-          <w:p>
-            <w:pPr>
-              <w:snapToGrid w:val="0"/>
-              <w:rPr>
-                <w:rFonts w:ascii="游ゴシック" w:eastAsia="游ゴシック" w:hAnsi="游ゴシック"/>
-                <w:sz w:val="20"/>
-              </w:rPr>
-            </w:pPr>
-          </w:p>
-        </w:tc>
-        <w:tc>
-          <w:tcPr>
-            <w:tcW w:w="4935" w:type="dxa"/>
-            <w:vAlign w:val="center"/>
-          </w:tcPr>
-          <w:p>
-            <w:pPr>
-              <w:snapToGrid w:val="0"/>
-              <w:rPr>
-                <w:rFonts w:ascii="游ゴシック" w:eastAsia="游ゴシック" w:hAnsi="游ゴシック"/>
-                <w:sz w:val="20"/>
-              </w:rPr>
-            </w:pPr>
-          </w:p>
-        </w:tc>
-        <w:tc>
-          <w:tcPr>
-            <w:tcW w:w="1050" w:type="dxa"/>
-            <w:vAlign w:val="center"/>
-          </w:tcPr>
-          <w:p>
-            <w:pPr>
-              <w:snapToGrid w:val="0"/>
-              <w:jc w:val="center"/>
-              <w:rPr>
-                <w:rFonts w:ascii="游ゴシック" w:eastAsia="游ゴシック" w:hAnsi="游ゴシック"/>
-                <w:sz w:val="20"/>
-              </w:rPr>
-            </w:pPr>
-          </w:p>
-        </w:tc>
-        <w:tc>
-          <w:tcPr>
-            <w:tcW w:w="945" w:type="dxa"/>
-            <w:vAlign w:val="center"/>
-          </w:tcPr>
-          <w:p>
-            <w:pPr>
-              <w:snapToGrid w:val="0"/>
-              <w:jc w:val="center"/>
-              <w:rPr>
-                <w:rFonts w:ascii="游ゴシック" w:eastAsia="游ゴシック" w:hAnsi="游ゴシック"/>
-                <w:sz w:val="20"/>
-              </w:rPr>
-            </w:pPr>
-          </w:p>
-        </w:tc>
-        <w:tc>
-          <w:tcPr>
-            <w:tcW w:w="2310" w:type="dxa"/>
-            <w:vAlign w:val="center"/>
-          </w:tcPr>
-          <w:p>
-            <w:pPr>
-              <w:snapToGrid w:val="0"/>
-              <w:rPr>
-                <w:rFonts w:ascii="游ゴシック" w:eastAsia="游ゴシック" w:hAnsi="游ゴシック"/>
-                <w:sz w:val="20"/>
-              </w:rPr>
-            </w:pPr>
-          </w:p>
-        </w:tc>
-      </w:tr>
-      <w:tr>
-        <w:trPr>
-          <w:trHeight w:val="567"/>
-        </w:trPr>
-        <w:tc>
-          <w:tcPr>
-            <w:tcW w:w="1050" w:type="dxa"/>
-            <w:vAlign w:val="center"/>
-          </w:tcPr>
-          <w:p>
-            <w:pPr>
-              <w:snapToGrid w:val="0"/>
-              <w:jc w:val="center"/>
-              <w:rPr>
-                <w:rFonts w:ascii="游ゴシック" w:eastAsia="游ゴシック" w:hAnsi="游ゴシック"/>
-                <w:sz w:val="20"/>
-              </w:rPr>
-            </w:pPr>
-          </w:p>
-        </w:tc>
-        <w:tc>
-          <w:tcPr>
-            <w:tcW w:w="5355" w:type="dxa"/>
-            <w:vAlign w:val="center"/>
-          </w:tcPr>
-          <w:p>
-            <w:pPr>
-              <w:rPr>
-                <w:rFonts w:ascii="游ゴシック" w:eastAsia="游ゴシック" w:hAnsi="游ゴシック"/>
-                <w:sz w:val="20"/>
-              </w:rPr>
-            </w:pPr>
-          </w:p>
-        </w:tc>
-        <w:tc>
-          <w:tcPr>
-            <w:tcW w:w="4935" w:type="dxa"/>
-            <w:vAlign w:val="center"/>
-          </w:tcPr>
-          <w:p>
-            <w:pPr>
-              <w:snapToGrid w:val="0"/>
-              <w:rPr>
-                <w:rFonts w:ascii="游ゴシック" w:eastAsia="游ゴシック" w:hAnsi="游ゴシック"/>
-                <w:sz w:val="20"/>
-              </w:rPr>
-            </w:pPr>
-          </w:p>
-        </w:tc>
-        <w:tc>
-          <w:tcPr>
-            <w:tcW w:w="1050" w:type="dxa"/>
-            <w:vAlign w:val="center"/>
-          </w:tcPr>
-          <w:p>
-            <w:pPr>
-              <w:snapToGrid w:val="0"/>
-              <w:jc w:val="center"/>
-              <w:rPr>
-                <w:rFonts w:ascii="游ゴシック" w:eastAsia="游ゴシック" w:hAnsi="游ゴシック"/>
-                <w:sz w:val="20"/>
-              </w:rPr>
-            </w:pPr>
-          </w:p>
-        </w:tc>
-        <w:tc>
-          <w:tcPr>
-            <w:tcW w:w="945" w:type="dxa"/>
-            <w:vAlign w:val="center"/>
-          </w:tcPr>
-          <w:p>
-            <w:pPr>
-              <w:snapToGrid w:val="0"/>
-              <w:jc w:val="center"/>
-              <w:rPr>
-                <w:rFonts w:ascii="游ゴシック" w:eastAsia="游ゴシック" w:hAnsi="游ゴシック"/>
-                <w:sz w:val="20"/>
-              </w:rPr>
-            </w:pPr>
-          </w:p>
-        </w:tc>
-        <w:tc>
-          <w:tcPr>
-            <w:tcW w:w="2310" w:type="dxa"/>
-            <w:vAlign w:val="center"/>
-          </w:tcPr>
-          <w:p>
-            <w:pPr>
-              <w:snapToGrid w:val="0"/>
-              <w:rPr>
-                <w:rFonts w:ascii="游ゴシック" w:eastAsia="游ゴシック" w:hAnsi="游ゴシック"/>
-                <w:sz w:val="20"/>
-              </w:rPr>
-            </w:pPr>
-          </w:p>
-        </w:tc>
-      </w:tr>
-      <w:tr>
-        <w:trPr>
-          <w:trHeight w:val="567"/>
-        </w:trPr>
-        <w:tc>
-          <w:tcPr>
-            <w:tcW w:w="1050" w:type="dxa"/>
-            <w:vAlign w:val="center"/>
-          </w:tcPr>
-          <w:p>
-            <w:pPr>
-              <w:snapToGrid w:val="0"/>
-              <w:jc w:val="center"/>
-              <w:rPr>
-                <w:rFonts w:ascii="游ゴシック" w:eastAsia="游ゴシック" w:hAnsi="游ゴシック"/>
-                <w:sz w:val="20"/>
-              </w:rPr>
-            </w:pPr>
-          </w:p>
-        </w:tc>
-        <w:tc>
-          <w:tcPr>
-            <w:tcW w:w="5355" w:type="dxa"/>
-            <w:vAlign w:val="center"/>
-          </w:tcPr>
-          <w:p>
-            <w:pPr>
-              <w:snapToGrid w:val="0"/>
-              <w:rPr>
-                <w:rFonts w:ascii="游ゴシック" w:eastAsia="游ゴシック" w:hAnsi="游ゴシック"/>
-                <w:sz w:val="20"/>
-              </w:rPr>
-            </w:pPr>
-          </w:p>
-        </w:tc>
-        <w:tc>
-          <w:tcPr>
-            <w:tcW w:w="4935" w:type="dxa"/>
-            <w:vAlign w:val="center"/>
-          </w:tcPr>
-          <w:p>
-            <w:pPr>
-              <w:snapToGrid w:val="0"/>
-              <w:rPr>
-                <w:rFonts w:ascii="游ゴシック" w:eastAsia="游ゴシック" w:hAnsi="游ゴシック"/>
-                <w:sz w:val="20"/>
-              </w:rPr>
-            </w:pPr>
-          </w:p>
-        </w:tc>
-        <w:tc>
-          <w:tcPr>
-            <w:tcW w:w="1050" w:type="dxa"/>
-            <w:vAlign w:val="center"/>
-          </w:tcPr>
-          <w:p>
-            <w:pPr>
-              <w:snapToGrid w:val="0"/>
-              <w:jc w:val="center"/>
-              <w:rPr>
-                <w:rFonts w:ascii="游ゴシック" w:eastAsia="游ゴシック" w:hAnsi="游ゴシック"/>
-                <w:sz w:val="20"/>
-              </w:rPr>
-            </w:pPr>
-          </w:p>
-        </w:tc>
-        <w:tc>
-          <w:tcPr>
-            <w:tcW w:w="945" w:type="dxa"/>
-            <w:vAlign w:val="center"/>
-          </w:tcPr>
-          <w:p>
-            <w:pPr>
-              <w:snapToGrid w:val="0"/>
-              <w:jc w:val="center"/>
-              <w:rPr>
-                <w:rFonts w:ascii="游ゴシック" w:eastAsia="游ゴシック" w:hAnsi="游ゴシック"/>
-                <w:sz w:val="20"/>
-              </w:rPr>
-            </w:pPr>
-          </w:p>
-        </w:tc>
-        <w:tc>
-          <w:tcPr>
-            <w:tcW w:w="2310" w:type="dxa"/>
             <w:vAlign w:val="center"/>
           </w:tcPr>
           <w:p>
@@ -1743,14 +1041,19 @@
         <w:snapToGrid w:val="0"/>
         <w:spacing w:line="20" w:lineRule="atLeast"/>
         <w:jc w:val="left"/>
+        <w:rPr>
+          <w:rFonts w:hint="eastAsia"/>
+        </w:rPr>
       </w:pPr>
+      <w:bookmarkStart w:id="0" w:name="_GoBack"/>
+      <w:bookmarkEnd w:id="0"/>
     </w:p>
     <w:sectPr>
       <w:headerReference w:type="default" r:id="rId10"/>
       <w:footerReference w:type="even" r:id="rId11"/>
       <w:type w:val="continuous"/>
       <w:pgSz w:w="16838" w:h="11906" w:orient="landscape" w:code="9"/>
-      <w:pgMar w:top="1134" w:right="567" w:bottom="397" w:left="567" w:header="510" w:footer="397" w:gutter="794"/>
+      <w:pgMar w:top="1985" w:right="1701" w:bottom="1701" w:left="1701" w:header="510" w:footer="397" w:gutter="794"/>
       <w:cols w:space="720"/>
       <w:docGrid w:type="lines" w:linePitch="360"/>
     </w:sectPr>
@@ -3426,6 +2729,21 @@
 </file>
 
 <file path=customXml/item1.xml><?xml version="1.0" encoding="utf-8"?>
+<p:properties xmlns:p="http://schemas.microsoft.com/office/2006/metadata/properties" xmlns:xsi="http://www.w3.org/2001/XMLSchema-instance" xmlns:pc="http://schemas.microsoft.com/office/infopath/2007/PartnerControls">
+  <documentManagement/>
+</p:properties>
+</file>
+
+<file path=customXml/item2.xml><?xml version="1.0" encoding="utf-8"?>
+<?mso-contentType ?>
+<FormTemplates xmlns="http://schemas.microsoft.com/sharepoint/v3/contenttype/forms">
+  <Display>DocumentLibraryForm</Display>
+  <Edit>DocumentLibraryForm</Edit>
+  <New>DocumentLibraryForm</New>
+</FormTemplates>
+</file>
+
+<file path=customXml/item3.xml><?xml version="1.0" encoding="utf-8"?>
 <ct:contentTypeSchema xmlns:ct="http://schemas.microsoft.com/office/2006/metadata/contentType" xmlns:ma="http://schemas.microsoft.com/office/2006/metadata/properties/metaAttributes" ct:_="" ma:_="" ma:contentTypeName="ドキュメント" ma:contentTypeID="0x010100C424317A42AA8449A97AAE94730ED181" ma:contentTypeVersion="6" ma:contentTypeDescription="新しいドキュメントを作成します。" ma:contentTypeScope="" ma:versionID="9df5c7ff725c9e365f8a8503f6029c6b">
   <xsd:schema xmlns:xsd="http://www.w3.org/2001/XMLSchema" xmlns:xs="http://www.w3.org/2001/XMLSchema" xmlns:p="http://schemas.microsoft.com/office/2006/metadata/properties" xmlns:ns2="dab87824-9c6b-4a08-9c96-9c9ea904f12c" targetNamespace="http://schemas.microsoft.com/office/2006/metadata/properties" ma:root="true" ma:fieldsID="98e3d8fd3bbedc5b58bd9df00d6be37e" ns2:_="">
     <xsd:import namespace="dab87824-9c6b-4a08-9c96-9c9ea904f12c"/>
@@ -3583,22 +2901,24 @@
 </ct:contentTypeSchema>
 </file>
 
-<file path=customXml/item2.xml><?xml version="1.0" encoding="utf-8"?>
-<?mso-contentType ?>
-<FormTemplates xmlns="http://schemas.microsoft.com/sharepoint/v3/contenttype/forms">
-  <Display>DocumentLibraryForm</Display>
-  <Edit>DocumentLibraryForm</Edit>
-  <New>DocumentLibraryForm</New>
-</FormTemplates>
+<file path=customXml/itemProps1.xml><?xml version="1.0" encoding="utf-8"?>
+<ds:datastoreItem xmlns:ds="http://schemas.openxmlformats.org/officeDocument/2006/customXml" ds:itemID="{659CE7E0-3E2F-4787-B142-08E029C04E10}">
+  <ds:schemaRefs>
+    <ds:schemaRef ds:uri="http://schemas.microsoft.com/office/2006/metadata/properties"/>
+    <ds:schemaRef ds:uri="http://schemas.microsoft.com/office/infopath/2007/PartnerControls"/>
+  </ds:schemaRefs>
+</ds:datastoreItem>
 </file>
 
-<file path=customXml/item3.xml><?xml version="1.0" encoding="utf-8"?>
-<p:properties xmlns:p="http://schemas.microsoft.com/office/2006/metadata/properties" xmlns:xsi="http://www.w3.org/2001/XMLSchema-instance" xmlns:pc="http://schemas.microsoft.com/office/infopath/2007/PartnerControls">
-  <documentManagement/>
-</p:properties>
+<file path=customXml/itemProps2.xml><?xml version="1.0" encoding="utf-8"?>
+<ds:datastoreItem xmlns:ds="http://schemas.openxmlformats.org/officeDocument/2006/customXml" ds:itemID="{F4DA52B9-D4DF-4BEC-A5A3-5484E5EB747B}">
+  <ds:schemaRefs>
+    <ds:schemaRef ds:uri="http://schemas.microsoft.com/sharepoint/v3/contenttype/forms"/>
+  </ds:schemaRefs>
+</ds:datastoreItem>
 </file>
 
-<file path=customXml/itemProps1.xml><?xml version="1.0" encoding="utf-8"?>
+<file path=customXml/itemProps3.xml><?xml version="1.0" encoding="utf-8"?>
 <ds:datastoreItem xmlns:ds="http://schemas.openxmlformats.org/officeDocument/2006/customXml" ds:itemID="{76261B67-5531-4ED1-B087-165B04D1226E}">
   <ds:schemaRefs>
     <ds:schemaRef ds:uri="http://schemas.microsoft.com/office/2006/metadata/contentType"/>
@@ -3614,21 +2934,4 @@
     <ds:schemaRef ds:uri="http://schemas.microsoft.com/internal/obd"/>
   </ds:schemaRefs>
 </ds:datastoreItem>
-</file>
-
-<file path=customXml/itemProps2.xml><?xml version="1.0" encoding="utf-8"?>
-<ds:datastoreItem xmlns:ds="http://schemas.openxmlformats.org/officeDocument/2006/customXml" ds:itemID="{F4DA52B9-D4DF-4BEC-A5A3-5484E5EB747B}">
-  <ds:schemaRefs>
-    <ds:schemaRef ds:uri="http://schemas.microsoft.com/sharepoint/v3/contenttype/forms"/>
-  </ds:schemaRefs>
-</ds:datastoreItem>
-</file>
-
-<file path=customXml/itemProps3.xml><?xml version="1.0" encoding="utf-8"?>
-<ds:datastoreItem xmlns:ds="http://schemas.openxmlformats.org/officeDocument/2006/customXml" ds:itemID="{659CE7E0-3E2F-4787-B142-08E029C04E10}">
-  <ds:schemaRefs>
-    <ds:schemaRef ds:uri="http://schemas.microsoft.com/office/2006/metadata/properties"/>
-    <ds:schemaRef ds:uri="http://schemas.microsoft.com/office/infopath/2007/PartnerControls"/>
-  </ds:schemaRefs>
-</ds:datastoreItem>
 </file>
--- a/extra/report/No.課題2_テストケース.docx
+++ b/extra/report/No.課題2_テストケース.docx
@@ -25,7 +25,7 @@
         <w:gridCol w:w="4241"/>
         <w:gridCol w:w="977"/>
         <w:gridCol w:w="933"/>
-        <w:gridCol w:w="1995"/>
+        <w:gridCol w:w="4053"/>
       </w:tblGrid>
       <w:tr>
         <w:trPr>
@@ -154,7 +154,7 @@
         </w:tc>
         <w:tc>
           <w:tcPr>
-            <w:tcW w:w="1995" w:type="dxa"/>
+            <w:tcW w:w="4053" w:type="dxa"/>
             <w:shd w:val="clear" w:color="auto" w:fill="5B9BD5"/>
             <w:vAlign w:val="center"/>
           </w:tcPr>
@@ -305,89 +305,80 @@
               <w:ind w:left="200" w:hangingChars="100" w:hanging="200"/>
               <w:rPr>
                 <w:rFonts w:ascii="游ゴシック" w:eastAsia="游ゴシック" w:hAnsi="游ゴシック"/>
+                <w:sz w:val="20"/>
+              </w:rPr>
+            </w:pPr>
+            <w:r>
+              <w:rPr>
+                <w:rFonts w:ascii="游ゴシック" w:eastAsia="游ゴシック" w:hAnsi="游ゴシック" w:hint="eastAsia"/>
                 <w:b/>
                 <w:sz w:val="20"/>
               </w:rPr>
-            </w:pPr>
-            <w:r>
-              <w:rPr>
-                <w:rFonts w:ascii="游ゴシック" w:eastAsia="游ゴシック" w:hAnsi="游ゴシック" w:hint="eastAsia"/>
+              <w:t>・</w:t>
+            </w:r>
+            <w:r>
+              <w:rPr>
+                <w:rFonts w:ascii="游ゴシック" w:eastAsia="游ゴシック" w:hAnsi="游ゴシック" w:hint="eastAsia"/>
+                <w:sz w:val="20"/>
+              </w:rPr>
+              <w:t>管理者アカウントで</w:t>
+            </w:r>
+            <w:r>
+              <w:rPr>
+                <w:rFonts w:ascii="游ゴシック" w:eastAsia="游ゴシック" w:hAnsi="游ゴシック" w:hint="eastAsia"/>
+                <w:sz w:val="20"/>
+              </w:rPr>
+              <w:t>ログイン</w:t>
+            </w:r>
+            <w:r>
+              <w:rPr>
+                <w:rFonts w:ascii="游ゴシック" w:eastAsia="游ゴシック" w:hAnsi="游ゴシック" w:hint="eastAsia"/>
+                <w:sz w:val="20"/>
+              </w:rPr>
+              <w:t>して</w:t>
+            </w:r>
+            <w:r>
+              <w:rPr>
+                <w:rFonts w:ascii="游ゴシック" w:eastAsia="游ゴシック" w:hAnsi="游ゴシック" w:hint="eastAsia"/>
+                <w:sz w:val="20"/>
+              </w:rPr>
+              <w:t>いる</w:t>
+            </w:r>
+            <w:r>
+              <w:rPr>
+                <w:rFonts w:ascii="游ゴシック" w:eastAsia="游ゴシック" w:hAnsi="游ゴシック" w:hint="eastAsia"/>
+                <w:sz w:val="20"/>
+              </w:rPr>
+              <w:t>場合、</w:t>
+            </w:r>
+            <w:r>
+              <w:rPr>
+                <w:rFonts w:ascii="游ゴシック" w:eastAsia="游ゴシック" w:hAnsi="游ゴシック" w:hint="eastAsia"/>
+                <w:sz w:val="20"/>
+              </w:rPr>
+              <w:t>加入者情管理をクリックして加入者情報管理画面に入れる</w:t>
+            </w:r>
+          </w:p>
+          <w:p>
+            <w:pPr>
+              <w:snapToGrid w:val="0"/>
+              <w:ind w:left="200" w:hangingChars="100" w:hanging="200"/>
+              <w:rPr>
+                <w:rFonts w:ascii="游ゴシック" w:eastAsia="游ゴシック" w:hAnsi="游ゴシック"/>
                 <w:b/>
                 <w:sz w:val="20"/>
               </w:rPr>
+            </w:pPr>
+            <w:r>
+              <w:rPr>
+                <w:rFonts w:ascii="游ゴシック" w:eastAsia="游ゴシック" w:hAnsi="游ゴシック" w:hint="eastAsia"/>
+                <w:sz w:val="20"/>
+              </w:rPr>
               <w:t>・</w:t>
             </w:r>
             <w:r>
               <w:rPr>
                 <w:rFonts w:ascii="游ゴシック" w:eastAsia="游ゴシック" w:hAnsi="游ゴシック" w:hint="eastAsia"/>
-                <w:b/>
-                <w:sz w:val="20"/>
-              </w:rPr>
-              <w:t>管理者アカウントで</w:t>
-            </w:r>
-            <w:r>
-              <w:rPr>
-                <w:rFonts w:ascii="游ゴシック" w:eastAsia="游ゴシック" w:hAnsi="游ゴシック" w:hint="eastAsia"/>
-                <w:b/>
-                <w:sz w:val="20"/>
-              </w:rPr>
-              <w:t>ログイン</w:t>
-            </w:r>
-            <w:r>
-              <w:rPr>
-                <w:rFonts w:ascii="游ゴシック" w:eastAsia="游ゴシック" w:hAnsi="游ゴシック" w:hint="eastAsia"/>
-                <w:b/>
-                <w:sz w:val="20"/>
-              </w:rPr>
-              <w:t>して</w:t>
-            </w:r>
-            <w:r>
-              <w:rPr>
-                <w:rFonts w:ascii="游ゴシック" w:eastAsia="游ゴシック" w:hAnsi="游ゴシック" w:hint="eastAsia"/>
-                <w:b/>
-                <w:sz w:val="20"/>
-              </w:rPr>
-              <w:t>いる</w:t>
-            </w:r>
-            <w:r>
-              <w:rPr>
-                <w:rFonts w:ascii="游ゴシック" w:eastAsia="游ゴシック" w:hAnsi="游ゴシック" w:hint="eastAsia"/>
-                <w:b/>
-                <w:sz w:val="20"/>
-              </w:rPr>
-              <w:t>場合、</w:t>
-            </w:r>
-            <w:r>
-              <w:rPr>
-                <w:rFonts w:ascii="游ゴシック" w:eastAsia="游ゴシック" w:hAnsi="游ゴシック" w:hint="eastAsia"/>
-                <w:b/>
-                <w:sz w:val="20"/>
-              </w:rPr>
-              <w:t>加入者情管理をクリックして加入者情報管理画面に入れる</w:t>
-            </w:r>
-          </w:p>
-          <w:p>
-            <w:pPr>
-              <w:snapToGrid w:val="0"/>
-              <w:ind w:left="200" w:hangingChars="100" w:hanging="200"/>
-              <w:rPr>
-                <w:rFonts w:ascii="游ゴシック" w:eastAsia="游ゴシック" w:hAnsi="游ゴシック"/>
-                <w:b/>
-                <w:sz w:val="20"/>
-              </w:rPr>
-            </w:pPr>
-            <w:r>
-              <w:rPr>
-                <w:rFonts w:ascii="游ゴシック" w:eastAsia="游ゴシック" w:hAnsi="游ゴシック" w:hint="eastAsia"/>
-                <w:b/>
-                <w:sz w:val="20"/>
-              </w:rPr>
-              <w:t>・</w:t>
-            </w:r>
-            <w:r>
-              <w:rPr>
-                <w:rFonts w:ascii="游ゴシック" w:eastAsia="游ゴシック" w:hAnsi="游ゴシック" w:hint="eastAsia"/>
-                <w:b/>
                 <w:sz w:val="20"/>
               </w:rPr>
               <w:t>登録済みのユーザー情報は</w:t>
@@ -395,7 +386,6 @@
             <w:r>
               <w:rPr>
                 <w:rFonts w:ascii="游ゴシック" w:eastAsia="游ゴシック" w:hAnsi="游ゴシック" w:hint="eastAsia"/>
-                <w:b/>
                 <w:sz w:val="20"/>
               </w:rPr>
               <w:t>テスト結果表の前提条件を参照</w:t>
@@ -464,7 +454,7 @@
         </w:tc>
         <w:tc>
           <w:tcPr>
-            <w:tcW w:w="1995" w:type="dxa"/>
+            <w:tcW w:w="4053" w:type="dxa"/>
             <w:vAlign w:val="center"/>
           </w:tcPr>
           <w:p>
@@ -537,17 +527,24 @@
               <w:snapToGrid w:val="0"/>
               <w:rPr>
                 <w:rFonts w:ascii="游ゴシック" w:eastAsia="游ゴシック" w:hAnsi="游ゴシック"/>
-                <w:b/>
-                <w:sz w:val="20"/>
-              </w:rPr>
-            </w:pPr>
-            <w:r>
-              <w:rPr>
-                <w:rFonts w:ascii="游ゴシック" w:eastAsia="游ゴシック" w:hAnsi="游ゴシック" w:hint="eastAsia"/>
-                <w:b/>
-                <w:sz w:val="20"/>
-              </w:rPr>
-              <w:t>「メールアドレス」「氏名」両方空欄で検索ボタン押下したときに存在するユーザー情報が全件取得されて表示される</w:t>
+                <w:sz w:val="20"/>
+              </w:rPr>
+            </w:pPr>
+            <w:r>
+              <w:rPr>
+                <w:rFonts w:ascii="游ゴシック" w:eastAsia="游ゴシック" w:hAnsi="游ゴシック" w:hint="eastAsia"/>
+                <w:sz w:val="20"/>
+              </w:rPr>
+              <w:t>「メールア</w:t>
+            </w:r>
+            <w:bookmarkStart w:id="0" w:name="_GoBack"/>
+            <w:bookmarkEnd w:id="0"/>
+            <w:r>
+              <w:rPr>
+                <w:rFonts w:ascii="游ゴシック" w:eastAsia="游ゴシック" w:hAnsi="游ゴシック" w:hint="eastAsia"/>
+                <w:sz w:val="20"/>
+              </w:rPr>
+              <w:t>ドレス」「氏名」両方空欄で検索ボタン押下したときに存在するユーザー情報が全件取得されて表示される</w:t>
             </w:r>
           </w:p>
         </w:tc>
@@ -606,7 +603,7 @@
         </w:tc>
         <w:tc>
           <w:tcPr>
-            <w:tcW w:w="1995" w:type="dxa"/>
+            <w:tcW w:w="4053" w:type="dxa"/>
             <w:vAlign w:val="center"/>
           </w:tcPr>
           <w:p>
@@ -679,14 +676,12 @@
               <w:snapToGrid w:val="0"/>
               <w:rPr>
                 <w:rFonts w:ascii="游ゴシック" w:eastAsia="游ゴシック" w:hAnsi="游ゴシック"/>
-                <w:b/>
-                <w:sz w:val="20"/>
-              </w:rPr>
-            </w:pPr>
-            <w:r>
-              <w:rPr>
-                <w:rFonts w:ascii="游ゴシック" w:eastAsia="游ゴシック" w:hAnsi="游ゴシック" w:hint="eastAsia"/>
-                <w:b/>
+                <w:sz w:val="20"/>
+              </w:rPr>
+            </w:pPr>
+            <w:r>
+              <w:rPr>
+                <w:rFonts w:ascii="游ゴシック" w:eastAsia="游ゴシック" w:hAnsi="游ゴシック" w:hint="eastAsia"/>
                 <w:sz w:val="20"/>
               </w:rPr>
               <w:t>「メールアドレス」のみに</w:t>
@@ -694,7 +689,6 @@
             <w:r>
               <w:rPr>
                 <w:rFonts w:ascii="游ゴシック" w:eastAsia="游ゴシック" w:hAnsi="游ゴシック"/>
-                <w:b/>
                 <w:sz w:val="20"/>
               </w:rPr>
               <w:t>”a”</w:t>
@@ -702,7 +696,6 @@
             <w:r>
               <w:rPr>
                 <w:rFonts w:ascii="游ゴシック" w:eastAsia="游ゴシック" w:hAnsi="游ゴシック" w:hint="eastAsia"/>
-                <w:b/>
                 <w:sz w:val="20"/>
               </w:rPr>
               <w:t>と入力して検索ボタンを押下したとき、</w:t>
@@ -710,7 +703,6 @@
             <w:r>
               <w:rPr>
                 <w:rFonts w:ascii="游ゴシック" w:eastAsia="游ゴシック" w:hAnsi="游ゴシック"/>
-                <w:b/>
                 <w:sz w:val="20"/>
               </w:rPr>
               <w:t>”</w:t>
@@ -718,7 +710,6 @@
             <w:r>
               <w:rPr>
                 <w:rFonts w:ascii="游ゴシック" w:eastAsia="游ゴシック" w:hAnsi="游ゴシック" w:hint="eastAsia"/>
-                <w:b/>
                 <w:sz w:val="20"/>
               </w:rPr>
               <w:t>a</w:t>
@@ -726,7 +717,6 @@
             <w:r>
               <w:rPr>
                 <w:rFonts w:ascii="游ゴシック" w:eastAsia="游ゴシック" w:hAnsi="游ゴシック"/>
-                <w:b/>
                 <w:sz w:val="20"/>
               </w:rPr>
               <w:t>”</w:t>
@@ -734,7 +724,6 @@
             <w:r>
               <w:rPr>
                 <w:rFonts w:ascii="游ゴシック" w:eastAsia="游ゴシック" w:hAnsi="游ゴシック" w:hint="eastAsia"/>
-                <w:b/>
                 <w:sz w:val="20"/>
               </w:rPr>
               <w:t>と部分一致したメールアドレスを持つユーザーの情報が表示される</w:t>
@@ -796,7 +785,7 @@
         </w:tc>
         <w:tc>
           <w:tcPr>
-            <w:tcW w:w="1995" w:type="dxa"/>
+            <w:tcW w:w="4053" w:type="dxa"/>
             <w:vAlign w:val="center"/>
           </w:tcPr>
           <w:p>
@@ -878,14 +867,12 @@
               <w:snapToGrid w:val="0"/>
               <w:rPr>
                 <w:rFonts w:ascii="游ゴシック" w:eastAsia="游ゴシック" w:hAnsi="游ゴシック"/>
-                <w:b/>
-                <w:sz w:val="20"/>
-              </w:rPr>
-            </w:pPr>
-            <w:r>
-              <w:rPr>
-                <w:rFonts w:ascii="游ゴシック" w:eastAsia="游ゴシック" w:hAnsi="游ゴシック" w:hint="eastAsia"/>
-                <w:b/>
+                <w:sz w:val="20"/>
+              </w:rPr>
+            </w:pPr>
+            <w:r>
+              <w:rPr>
+                <w:rFonts w:ascii="游ゴシック" w:eastAsia="游ゴシック" w:hAnsi="游ゴシック" w:hint="eastAsia"/>
                 <w:sz w:val="20"/>
               </w:rPr>
               <w:t>「氏名」のみに</w:t>
@@ -893,7 +880,6 @@
             <w:r>
               <w:rPr>
                 <w:rFonts w:ascii="游ゴシック" w:eastAsia="游ゴシック" w:hAnsi="游ゴシック"/>
-                <w:b/>
                 <w:sz w:val="20"/>
               </w:rPr>
               <w:t>”</w:t>
@@ -901,7 +887,6 @@
             <w:r>
               <w:rPr>
                 <w:rFonts w:ascii="游ゴシック" w:eastAsia="游ゴシック" w:hAnsi="游ゴシック" w:hint="eastAsia"/>
-                <w:b/>
                 <w:sz w:val="20"/>
               </w:rPr>
               <w:t>山田</w:t>
@@ -909,7 +894,6 @@
             <w:r>
               <w:rPr>
                 <w:rFonts w:ascii="游ゴシック" w:eastAsia="游ゴシック" w:hAnsi="游ゴシック"/>
-                <w:b/>
                 <w:sz w:val="20"/>
               </w:rPr>
               <w:t>”</w:t>
@@ -917,7 +901,6 @@
             <w:r>
               <w:rPr>
                 <w:rFonts w:ascii="游ゴシック" w:eastAsia="游ゴシック" w:hAnsi="游ゴシック" w:hint="eastAsia"/>
-                <w:b/>
                 <w:sz w:val="20"/>
               </w:rPr>
               <w:t>と入力して検索ボタンを押下したとき、</w:t>
@@ -925,7 +908,6 @@
             <w:r>
               <w:rPr>
                 <w:rFonts w:ascii="游ゴシック" w:eastAsia="游ゴシック" w:hAnsi="游ゴシック"/>
-                <w:b/>
                 <w:sz w:val="20"/>
               </w:rPr>
               <w:t>”</w:t>
@@ -933,7 +915,6 @@
             <w:r>
               <w:rPr>
                 <w:rFonts w:ascii="游ゴシック" w:eastAsia="游ゴシック" w:hAnsi="游ゴシック" w:hint="eastAsia"/>
-                <w:b/>
                 <w:sz w:val="20"/>
               </w:rPr>
               <w:t>山田</w:t>
@@ -941,7 +922,6 @@
             <w:r>
               <w:rPr>
                 <w:rFonts w:ascii="游ゴシック" w:eastAsia="游ゴシック" w:hAnsi="游ゴシック"/>
-                <w:b/>
                 <w:sz w:val="20"/>
               </w:rPr>
               <w:t>”</w:t>
@@ -949,7 +929,6 @@
             <w:r>
               <w:rPr>
                 <w:rFonts w:ascii="游ゴシック" w:eastAsia="游ゴシック" w:hAnsi="游ゴシック" w:hint="eastAsia"/>
-                <w:b/>
                 <w:sz w:val="20"/>
               </w:rPr>
               <w:t>と部分一致した氏名を持つユーザーの情報が表示される</w:t>
@@ -1017,7 +996,7 @@
         </w:tc>
         <w:tc>
           <w:tcPr>
-            <w:tcW w:w="1995" w:type="dxa"/>
+            <w:tcW w:w="4053" w:type="dxa"/>
             <w:tcBorders>
               <w:bottom w:val="single" w:sz="4" w:space="0" w:color="auto"/>
             </w:tcBorders>
@@ -1045,15 +1024,13 @@
           <w:rFonts w:hint="eastAsia"/>
         </w:rPr>
       </w:pPr>
-      <w:bookmarkStart w:id="0" w:name="_GoBack"/>
-      <w:bookmarkEnd w:id="0"/>
     </w:p>
     <w:sectPr>
       <w:headerReference w:type="default" r:id="rId10"/>
       <w:footerReference w:type="even" r:id="rId11"/>
       <w:type w:val="continuous"/>
       <w:pgSz w:w="16838" w:h="11906" w:orient="landscape" w:code="9"/>
-      <w:pgMar w:top="1985" w:right="1701" w:bottom="1701" w:left="1701" w:header="510" w:footer="397" w:gutter="794"/>
+      <w:pgMar w:top="1134" w:right="567" w:bottom="397" w:left="567" w:header="510" w:footer="397" w:gutter="794"/>
       <w:cols w:space="720"/>
       <w:docGrid w:type="lines" w:linePitch="360"/>
     </w:sectPr>

--- a/extra/report/No.課題2_テストケース.docx
+++ b/extra/report/No.課題2_テストケース.docx
@@ -535,16 +535,7 @@
                 <w:rFonts w:ascii="游ゴシック" w:eastAsia="游ゴシック" w:hAnsi="游ゴシック" w:hint="eastAsia"/>
                 <w:sz w:val="20"/>
               </w:rPr>
-              <w:t>「メールア</w:t>
-            </w:r>
-            <w:bookmarkStart w:id="0" w:name="_GoBack"/>
-            <w:bookmarkEnd w:id="0"/>
-            <w:r>
-              <w:rPr>
-                <w:rFonts w:ascii="游ゴシック" w:eastAsia="游ゴシック" w:hAnsi="游ゴシック" w:hint="eastAsia"/>
-                <w:sz w:val="20"/>
-              </w:rPr>
-              <w:t>ドレス」「氏名」両方空欄で検索ボタン押下したときに存在するユーザー情報が全件取得されて表示される</w:t>
+              <w:t>「メールアドレス」「氏名」両方空欄で検索ボタン押下したときに存在するユーザー情報が全件取得されて表示される</w:t>
             </w:r>
           </w:p>
         </w:tc>
@@ -1020,14 +1011,15 @@
         <w:snapToGrid w:val="0"/>
         <w:spacing w:line="20" w:lineRule="atLeast"/>
         <w:jc w:val="left"/>
-        <w:rPr>
-          <w:rFonts w:hint="eastAsia"/>
-        </w:rPr>
       </w:pPr>
     </w:p>
     <w:sectPr>
-      <w:headerReference w:type="default" r:id="rId10"/>
-      <w:footerReference w:type="even" r:id="rId11"/>
+      <w:headerReference w:type="even" r:id="rId10"/>
+      <w:headerReference w:type="default" r:id="rId11"/>
+      <w:footerReference w:type="even" r:id="rId12"/>
+      <w:footerReference w:type="default" r:id="rId13"/>
+      <w:headerReference w:type="first" r:id="rId14"/>
+      <w:footerReference w:type="first" r:id="rId15"/>
       <w:type w:val="continuous"/>
       <w:pgSz w:w="16838" w:h="11906" w:orient="landscape" w:code="9"/>
       <w:pgMar w:top="1134" w:right="567" w:bottom="397" w:left="567" w:header="510" w:footer="397" w:gutter="794"/>
@@ -1094,6 +1086,26 @@
 </w:ftr>
 </file>
 
+<file path=word/footer2.xml><?xml version="1.0" encoding="utf-8"?>
+<w:ftr xmlns:wpc="http://schemas.microsoft.com/office/word/2010/wordprocessingCanvas" xmlns:cx="http://schemas.microsoft.com/office/drawing/2014/chartex" xmlns:cx1="http://schemas.microsoft.com/office/drawing/2015/9/8/chartex" xmlns:cx2="http://schemas.microsoft.com/office/drawing/2015/10/21/chartex" xmlns:cx3="http://schemas.microsoft.com/office/drawing/2016/5/9/chartex" xmlns:cx4="http://schemas.microsoft.com/office/drawing/2016/5/10/chartex" xmlns:cx5="http://schemas.microsoft.com/office/drawing/2016/5/11/chartex" xmlns:cx6="http://schemas.microsoft.com/office/drawing/2016/5/12/chartex" xmlns:cx7="http://schemas.microsoft.com/office/drawing/2016/5/13/chartex" xmlns:cx8="http://schemas.microsoft.com/office/drawing/2016/5/14/chartex" xmlns:mc="http://schemas.openxmlformats.org/markup-compatibility/2006" xmlns:aink="http://schemas.microsoft.com/office/drawing/2016/ink" xmlns:am3d="http://schemas.microsoft.com/office/drawing/2017/model3d" xmlns:o="urn:schemas-microsoft-com:office:office" xmlns:r="http://schemas.openxmlformats.org/officeDocument/2006/relationships" xmlns:m="http://schemas.openxmlformats.org/officeDocument/2006/math" xmlns:v="urn:schemas-microsoft-com:vml" xmlns:wp14="http://schemas.microsoft.com/office/word/2010/wordprocessingDrawing" xmlns:wp="http://schemas.openxmlformats.org/drawingml/2006/wordprocessingDrawing" xmlns:w10="urn:schemas-microsoft-com:office:word" xmlns:w="http://schemas.openxmlformats.org/wordprocessingml/2006/main" xmlns:w14="http://schemas.microsoft.com/office/word/2010/wordml" xmlns:w15="http://schemas.microsoft.com/office/word/2012/wordml" xmlns:w16cid="http://schemas.microsoft.com/office/word/2016/wordml/cid" xmlns:w16se="http://schemas.microsoft.com/office/word/2015/wordml/symex" xmlns:wpg="http://schemas.microsoft.com/office/word/2010/wordprocessingGroup" xmlns:wpi="http://schemas.microsoft.com/office/word/2010/wordprocessingInk" xmlns:wne="http://schemas.microsoft.com/office/word/2006/wordml" xmlns:wps="http://schemas.microsoft.com/office/word/2010/wordprocessingShape" mc:Ignorable="w14 w15 w16se w16cid wp14">
+  <w:p>
+    <w:pPr>
+      <w:pStyle w:val="a3"/>
+    </w:pPr>
+  </w:p>
+</w:ftr>
+</file>
+
+<file path=word/footer3.xml><?xml version="1.0" encoding="utf-8"?>
+<w:ftr xmlns:wpc="http://schemas.microsoft.com/office/word/2010/wordprocessingCanvas" xmlns:cx="http://schemas.microsoft.com/office/drawing/2014/chartex" xmlns:cx1="http://schemas.microsoft.com/office/drawing/2015/9/8/chartex" xmlns:cx2="http://schemas.microsoft.com/office/drawing/2015/10/21/chartex" xmlns:cx3="http://schemas.microsoft.com/office/drawing/2016/5/9/chartex" xmlns:cx4="http://schemas.microsoft.com/office/drawing/2016/5/10/chartex" xmlns:cx5="http://schemas.microsoft.com/office/drawing/2016/5/11/chartex" xmlns:cx6="http://schemas.microsoft.com/office/drawing/2016/5/12/chartex" xmlns:cx7="http://schemas.microsoft.com/office/drawing/2016/5/13/chartex" xmlns:cx8="http://schemas.microsoft.com/office/drawing/2016/5/14/chartex" xmlns:mc="http://schemas.openxmlformats.org/markup-compatibility/2006" xmlns:aink="http://schemas.microsoft.com/office/drawing/2016/ink" xmlns:am3d="http://schemas.microsoft.com/office/drawing/2017/model3d" xmlns:o="urn:schemas-microsoft-com:office:office" xmlns:r="http://schemas.openxmlformats.org/officeDocument/2006/relationships" xmlns:m="http://schemas.openxmlformats.org/officeDocument/2006/math" xmlns:v="urn:schemas-microsoft-com:vml" xmlns:wp14="http://schemas.microsoft.com/office/word/2010/wordprocessingDrawing" xmlns:wp="http://schemas.openxmlformats.org/drawingml/2006/wordprocessingDrawing" xmlns:w10="urn:schemas-microsoft-com:office:word" xmlns:w="http://schemas.openxmlformats.org/wordprocessingml/2006/main" xmlns:w14="http://schemas.microsoft.com/office/word/2010/wordml" xmlns:w15="http://schemas.microsoft.com/office/word/2012/wordml" xmlns:w16cid="http://schemas.microsoft.com/office/word/2016/wordml/cid" xmlns:w16se="http://schemas.microsoft.com/office/word/2015/wordml/symex" xmlns:wpg="http://schemas.microsoft.com/office/word/2010/wordprocessingGroup" xmlns:wpi="http://schemas.microsoft.com/office/word/2010/wordprocessingInk" xmlns:wne="http://schemas.microsoft.com/office/word/2006/wordml" xmlns:wps="http://schemas.microsoft.com/office/word/2010/wordprocessingShape" mc:Ignorable="w14 w15 w16se w16cid wp14">
+  <w:p>
+    <w:pPr>
+      <w:pStyle w:val="a3"/>
+    </w:pPr>
+  </w:p>
+</w:ftr>
+</file>
+
 <file path=word/footnotes.xml><?xml version="1.0" encoding="utf-8"?>
 <w:footnotes xmlns:wpc="http://schemas.microsoft.com/office/word/2010/wordprocessingCanvas" xmlns:cx="http://schemas.microsoft.com/office/drawing/2014/chartex" xmlns:cx1="http://schemas.microsoft.com/office/drawing/2015/9/8/chartex" xmlns:cx2="http://schemas.microsoft.com/office/drawing/2015/10/21/chartex" xmlns:cx3="http://schemas.microsoft.com/office/drawing/2016/5/9/chartex" xmlns:cx4="http://schemas.microsoft.com/office/drawing/2016/5/10/chartex" xmlns:cx5="http://schemas.microsoft.com/office/drawing/2016/5/11/chartex" xmlns:cx6="http://schemas.microsoft.com/office/drawing/2016/5/12/chartex" xmlns:cx7="http://schemas.microsoft.com/office/drawing/2016/5/13/chartex" xmlns:cx8="http://schemas.microsoft.com/office/drawing/2016/5/14/chartex" xmlns:mc="http://schemas.openxmlformats.org/markup-compatibility/2006" xmlns:aink="http://schemas.microsoft.com/office/drawing/2016/ink" xmlns:am3d="http://schemas.microsoft.com/office/drawing/2017/model3d" xmlns:o="urn:schemas-microsoft-com:office:office" xmlns:r="http://schemas.openxmlformats.org/officeDocument/2006/relationships" xmlns:m="http://schemas.openxmlformats.org/officeDocument/2006/math" xmlns:v="urn:schemas-microsoft-com:vml" xmlns:wp14="http://schemas.microsoft.com/office/word/2010/wordprocessingDrawing" xmlns:wp="http://schemas.openxmlformats.org/drawingml/2006/wordprocessingDrawing" xmlns:w10="urn:schemas-microsoft-com:office:word" xmlns:w="http://schemas.openxmlformats.org/wordprocessingml/2006/main" xmlns:w14="http://schemas.microsoft.com/office/word/2010/wordml" xmlns:w15="http://schemas.microsoft.com/office/word/2012/wordml" xmlns:w16cid="http://schemas.microsoft.com/office/word/2016/wordml/cid" xmlns:w16se="http://schemas.microsoft.com/office/word/2015/wordml/symex" xmlns:wpg="http://schemas.microsoft.com/office/word/2010/wordprocessingGroup" xmlns:wpi="http://schemas.microsoft.com/office/word/2010/wordprocessingInk" xmlns:wne="http://schemas.microsoft.com/office/word/2006/wordml" xmlns:wps="http://schemas.microsoft.com/office/word/2010/wordprocessingShape" mc:Ignorable="w14 w15 w16se w16cid wp14">
   <w:footnote w:type="separator" w:id="-1">
@@ -1114,6 +1126,16 @@
 </file>
 
 <file path=word/header1.xml><?xml version="1.0" encoding="utf-8"?>
+<w:hdr xmlns:wpc="http://schemas.microsoft.com/office/word/2010/wordprocessingCanvas" xmlns:cx="http://schemas.microsoft.com/office/drawing/2014/chartex" xmlns:cx1="http://schemas.microsoft.com/office/drawing/2015/9/8/chartex" xmlns:cx2="http://schemas.microsoft.com/office/drawing/2015/10/21/chartex" xmlns:cx3="http://schemas.microsoft.com/office/drawing/2016/5/9/chartex" xmlns:cx4="http://schemas.microsoft.com/office/drawing/2016/5/10/chartex" xmlns:cx5="http://schemas.microsoft.com/office/drawing/2016/5/11/chartex" xmlns:cx6="http://schemas.microsoft.com/office/drawing/2016/5/12/chartex" xmlns:cx7="http://schemas.microsoft.com/office/drawing/2016/5/13/chartex" xmlns:cx8="http://schemas.microsoft.com/office/drawing/2016/5/14/chartex" xmlns:mc="http://schemas.openxmlformats.org/markup-compatibility/2006" xmlns:aink="http://schemas.microsoft.com/office/drawing/2016/ink" xmlns:am3d="http://schemas.microsoft.com/office/drawing/2017/model3d" xmlns:o="urn:schemas-microsoft-com:office:office" xmlns:r="http://schemas.openxmlformats.org/officeDocument/2006/relationships" xmlns:m="http://schemas.openxmlformats.org/officeDocument/2006/math" xmlns:v="urn:schemas-microsoft-com:vml" xmlns:wp14="http://schemas.microsoft.com/office/word/2010/wordprocessingDrawing" xmlns:wp="http://schemas.openxmlformats.org/drawingml/2006/wordprocessingDrawing" xmlns:w10="urn:schemas-microsoft-com:office:word" xmlns:w="http://schemas.openxmlformats.org/wordprocessingml/2006/main" xmlns:w14="http://schemas.microsoft.com/office/word/2010/wordml" xmlns:w15="http://schemas.microsoft.com/office/word/2012/wordml" xmlns:w16cid="http://schemas.microsoft.com/office/word/2016/wordml/cid" xmlns:w16se="http://schemas.microsoft.com/office/word/2015/wordml/symex" xmlns:wpg="http://schemas.microsoft.com/office/word/2010/wordprocessingGroup" xmlns:wpi="http://schemas.microsoft.com/office/word/2010/wordprocessingInk" xmlns:wne="http://schemas.microsoft.com/office/word/2006/wordml" xmlns:wps="http://schemas.microsoft.com/office/word/2010/wordprocessingShape" mc:Ignorable="w14 w15 w16se w16cid wp14">
+  <w:p>
+    <w:pPr>
+      <w:pStyle w:val="a5"/>
+    </w:pPr>
+  </w:p>
+</w:hdr>
+</file>
+
+<file path=word/header2.xml><?xml version="1.0" encoding="utf-8"?>
 <w:hdr xmlns:wpc="http://schemas.microsoft.com/office/word/2010/wordprocessingCanvas" xmlns:cx="http://schemas.microsoft.com/office/drawing/2014/chartex" xmlns:cx1="http://schemas.microsoft.com/office/drawing/2015/9/8/chartex" xmlns:cx2="http://schemas.microsoft.com/office/drawing/2015/10/21/chartex" xmlns:cx3="http://schemas.microsoft.com/office/drawing/2016/5/9/chartex" xmlns:cx4="http://schemas.microsoft.com/office/drawing/2016/5/10/chartex" xmlns:cx5="http://schemas.microsoft.com/office/drawing/2016/5/11/chartex" xmlns:cx6="http://schemas.microsoft.com/office/drawing/2016/5/12/chartex" xmlns:cx7="http://schemas.microsoft.com/office/drawing/2016/5/13/chartex" xmlns:cx8="http://schemas.microsoft.com/office/drawing/2016/5/14/chartex" xmlns:mc="http://schemas.openxmlformats.org/markup-compatibility/2006" xmlns:aink="http://schemas.microsoft.com/office/drawing/2016/ink" xmlns:am3d="http://schemas.microsoft.com/office/drawing/2017/model3d" xmlns:o="urn:schemas-microsoft-com:office:office" xmlns:r="http://schemas.openxmlformats.org/officeDocument/2006/relationships" xmlns:m="http://schemas.openxmlformats.org/officeDocument/2006/math" xmlns:v="urn:schemas-microsoft-com:vml" xmlns:wp14="http://schemas.microsoft.com/office/word/2010/wordprocessingDrawing" xmlns:wp="http://schemas.openxmlformats.org/drawingml/2006/wordprocessingDrawing" xmlns:w10="urn:schemas-microsoft-com:office:word" xmlns:w="http://schemas.openxmlformats.org/wordprocessingml/2006/main" xmlns:w14="http://schemas.microsoft.com/office/word/2010/wordml" xmlns:w15="http://schemas.microsoft.com/office/word/2012/wordml" xmlns:w16cid="http://schemas.microsoft.com/office/word/2016/wordml/cid" xmlns:w16se="http://schemas.microsoft.com/office/word/2015/wordml/symex" xmlns:wpg="http://schemas.microsoft.com/office/word/2010/wordprocessingGroup" xmlns:wpi="http://schemas.microsoft.com/office/word/2010/wordprocessingInk" xmlns:wne="http://schemas.microsoft.com/office/word/2006/wordml" xmlns:wps="http://schemas.microsoft.com/office/word/2010/wordprocessingShape" mc:Ignorable="w14 w15 w16se w16cid wp14">
   <w:tbl>
     <w:tblPr>
@@ -1571,21 +1593,9 @@
             </w:rPr>
             <w:t>JavaTraning</w:t>
           </w:r>
+          <w:bookmarkStart w:id="0" w:name="_GoBack"/>
+          <w:bookmarkEnd w:id="0"/>
           <w:proofErr w:type="spellEnd"/>
-          <w:r>
-            <w:rPr>
-              <w:rFonts w:ascii="游ゴシック" w:eastAsia="游ゴシック" w:hAnsi="游ゴシック" w:cs="Arial Unicode MS" w:hint="eastAsia"/>
-              <w:sz w:val="20"/>
-            </w:rPr>
-            <w:t xml:space="preserve">　</w:t>
-          </w:r>
-          <w:r>
-            <w:rPr>
-              <w:rFonts w:ascii="游ゴシック" w:eastAsia="游ゴシック" w:hAnsi="游ゴシック" w:cs="Arial Unicode MS"/>
-              <w:sz w:val="20"/>
-            </w:rPr>
-            <w:t>a4ead469bd5550f3c355521970b0b23b6ab3306c</w:t>
-          </w:r>
         </w:p>
       </w:tc>
       <w:tc>
@@ -1732,6 +1742,16 @@
     </w:tr>
   </w:tbl>
   <w:p/>
+</w:hdr>
+</file>
+
+<file path=word/header3.xml><?xml version="1.0" encoding="utf-8"?>
+<w:hdr xmlns:wpc="http://schemas.microsoft.com/office/word/2010/wordprocessingCanvas" xmlns:cx="http://schemas.microsoft.com/office/drawing/2014/chartex" xmlns:cx1="http://schemas.microsoft.com/office/drawing/2015/9/8/chartex" xmlns:cx2="http://schemas.microsoft.com/office/drawing/2015/10/21/chartex" xmlns:cx3="http://schemas.microsoft.com/office/drawing/2016/5/9/chartex" xmlns:cx4="http://schemas.microsoft.com/office/drawing/2016/5/10/chartex" xmlns:cx5="http://schemas.microsoft.com/office/drawing/2016/5/11/chartex" xmlns:cx6="http://schemas.microsoft.com/office/drawing/2016/5/12/chartex" xmlns:cx7="http://schemas.microsoft.com/office/drawing/2016/5/13/chartex" xmlns:cx8="http://schemas.microsoft.com/office/drawing/2016/5/14/chartex" xmlns:mc="http://schemas.openxmlformats.org/markup-compatibility/2006" xmlns:aink="http://schemas.microsoft.com/office/drawing/2016/ink" xmlns:am3d="http://schemas.microsoft.com/office/drawing/2017/model3d" xmlns:o="urn:schemas-microsoft-com:office:office" xmlns:r="http://schemas.openxmlformats.org/officeDocument/2006/relationships" xmlns:m="http://schemas.openxmlformats.org/officeDocument/2006/math" xmlns:v="urn:schemas-microsoft-com:vml" xmlns:wp14="http://schemas.microsoft.com/office/word/2010/wordprocessingDrawing" xmlns:wp="http://schemas.openxmlformats.org/drawingml/2006/wordprocessingDrawing" xmlns:w10="urn:schemas-microsoft-com:office:word" xmlns:w="http://schemas.openxmlformats.org/wordprocessingml/2006/main" xmlns:w14="http://schemas.microsoft.com/office/word/2010/wordml" xmlns:w15="http://schemas.microsoft.com/office/word/2012/wordml" xmlns:w16cid="http://schemas.microsoft.com/office/word/2016/wordml/cid" xmlns:w16se="http://schemas.microsoft.com/office/word/2015/wordml/symex" xmlns:wpg="http://schemas.microsoft.com/office/word/2010/wordprocessingGroup" xmlns:wpi="http://schemas.microsoft.com/office/word/2010/wordprocessingInk" xmlns:wne="http://schemas.microsoft.com/office/word/2006/wordml" xmlns:wps="http://schemas.microsoft.com/office/word/2010/wordprocessingShape" mc:Ignorable="w14 w15 w16se w16cid wp14">
+  <w:p>
+    <w:pPr>
+      <w:pStyle w:val="a5"/>
+    </w:pPr>
+  </w:p>
 </w:hdr>
 </file>
 
@@ -2706,21 +2726,6 @@
 </file>
 
 <file path=customXml/item1.xml><?xml version="1.0" encoding="utf-8"?>
-<p:properties xmlns:p="http://schemas.microsoft.com/office/2006/metadata/properties" xmlns:xsi="http://www.w3.org/2001/XMLSchema-instance" xmlns:pc="http://schemas.microsoft.com/office/infopath/2007/PartnerControls">
-  <documentManagement/>
-</p:properties>
-</file>
-
-<file path=customXml/item2.xml><?xml version="1.0" encoding="utf-8"?>
-<?mso-contentType ?>
-<FormTemplates xmlns="http://schemas.microsoft.com/sharepoint/v3/contenttype/forms">
-  <Display>DocumentLibraryForm</Display>
-  <Edit>DocumentLibraryForm</Edit>
-  <New>DocumentLibraryForm</New>
-</FormTemplates>
-</file>
-
-<file path=customXml/item3.xml><?xml version="1.0" encoding="utf-8"?>
 <ct:contentTypeSchema xmlns:ct="http://schemas.microsoft.com/office/2006/metadata/contentType" xmlns:ma="http://schemas.microsoft.com/office/2006/metadata/properties/metaAttributes" ct:_="" ma:_="" ma:contentTypeName="ドキュメント" ma:contentTypeID="0x010100C424317A42AA8449A97AAE94730ED181" ma:contentTypeVersion="6" ma:contentTypeDescription="新しいドキュメントを作成します。" ma:contentTypeScope="" ma:versionID="9df5c7ff725c9e365f8a8503f6029c6b">
   <xsd:schema xmlns:xsd="http://www.w3.org/2001/XMLSchema" xmlns:xs="http://www.w3.org/2001/XMLSchema" xmlns:p="http://schemas.microsoft.com/office/2006/metadata/properties" xmlns:ns2="dab87824-9c6b-4a08-9c96-9c9ea904f12c" targetNamespace="http://schemas.microsoft.com/office/2006/metadata/properties" ma:root="true" ma:fieldsID="98e3d8fd3bbedc5b58bd9df00d6be37e" ns2:_="">
     <xsd:import namespace="dab87824-9c6b-4a08-9c96-9c9ea904f12c"/>
@@ -2878,24 +2883,22 @@
 </ct:contentTypeSchema>
 </file>
 
-<file path=customXml/itemProps1.xml><?xml version="1.0" encoding="utf-8"?>
-<ds:datastoreItem xmlns:ds="http://schemas.openxmlformats.org/officeDocument/2006/customXml" ds:itemID="{659CE7E0-3E2F-4787-B142-08E029C04E10}">
-  <ds:schemaRefs>
-    <ds:schemaRef ds:uri="http://schemas.microsoft.com/office/2006/metadata/properties"/>
-    <ds:schemaRef ds:uri="http://schemas.microsoft.com/office/infopath/2007/PartnerControls"/>
-  </ds:schemaRefs>
-</ds:datastoreItem>
+<file path=customXml/item2.xml><?xml version="1.0" encoding="utf-8"?>
+<?mso-contentType ?>
+<FormTemplates xmlns="http://schemas.microsoft.com/sharepoint/v3/contenttype/forms">
+  <Display>DocumentLibraryForm</Display>
+  <Edit>DocumentLibraryForm</Edit>
+  <New>DocumentLibraryForm</New>
+</FormTemplates>
 </file>
 
-<file path=customXml/itemProps2.xml><?xml version="1.0" encoding="utf-8"?>
-<ds:datastoreItem xmlns:ds="http://schemas.openxmlformats.org/officeDocument/2006/customXml" ds:itemID="{F4DA52B9-D4DF-4BEC-A5A3-5484E5EB747B}">
-  <ds:schemaRefs>
-    <ds:schemaRef ds:uri="http://schemas.microsoft.com/sharepoint/v3/contenttype/forms"/>
-  </ds:schemaRefs>
-</ds:datastoreItem>
+<file path=customXml/item3.xml><?xml version="1.0" encoding="utf-8"?>
+<p:properties xmlns:p="http://schemas.microsoft.com/office/2006/metadata/properties" xmlns:xsi="http://www.w3.org/2001/XMLSchema-instance" xmlns:pc="http://schemas.microsoft.com/office/infopath/2007/PartnerControls">
+  <documentManagement/>
+</p:properties>
 </file>
 
-<file path=customXml/itemProps3.xml><?xml version="1.0" encoding="utf-8"?>
+<file path=customXml/itemProps1.xml><?xml version="1.0" encoding="utf-8"?>
 <ds:datastoreItem xmlns:ds="http://schemas.openxmlformats.org/officeDocument/2006/customXml" ds:itemID="{76261B67-5531-4ED1-B087-165B04D1226E}">
   <ds:schemaRefs>
     <ds:schemaRef ds:uri="http://schemas.microsoft.com/office/2006/metadata/contentType"/>
@@ -2911,4 +2914,21 @@
     <ds:schemaRef ds:uri="http://schemas.microsoft.com/internal/obd"/>
   </ds:schemaRefs>
 </ds:datastoreItem>
+</file>
+
+<file path=customXml/itemProps2.xml><?xml version="1.0" encoding="utf-8"?>
+<ds:datastoreItem xmlns:ds="http://schemas.openxmlformats.org/officeDocument/2006/customXml" ds:itemID="{F4DA52B9-D4DF-4BEC-A5A3-5484E5EB747B}">
+  <ds:schemaRefs>
+    <ds:schemaRef ds:uri="http://schemas.microsoft.com/sharepoint/v3/contenttype/forms"/>
+  </ds:schemaRefs>
+</ds:datastoreItem>
+</file>
+
+<file path=customXml/itemProps3.xml><?xml version="1.0" encoding="utf-8"?>
+<ds:datastoreItem xmlns:ds="http://schemas.openxmlformats.org/officeDocument/2006/customXml" ds:itemID="{659CE7E0-3E2F-4787-B142-08E029C04E10}">
+  <ds:schemaRefs>
+    <ds:schemaRef ds:uri="http://schemas.microsoft.com/office/2006/metadata/properties"/>
+    <ds:schemaRef ds:uri="http://schemas.microsoft.com/office/infopath/2007/PartnerControls"/>
+  </ds:schemaRefs>
+</ds:datastoreItem>
 </file>